--- a/Various/List_of_scientific_publications.docx
+++ b/Various/List_of_scientific_publications.docx
@@ -1,6 +1,6 @@
 
 <file path=word/document.xml><?xml version="1.0" encoding="utf-8"?>
-<w:document xmlns:wpc="http://schemas.microsoft.com/office/word/2010/wordprocessingCanvas" xmlns:cx="http://schemas.microsoft.com/office/drawing/2014/chartex" xmlns:mc="http://schemas.openxmlformats.org/markup-compatibility/2006" xmlns:o="urn:schemas-microsoft-com:office:office" xmlns:r="http://schemas.openxmlformats.org/officeDocument/2006/relationships" xmlns:m="http://schemas.openxmlformats.org/officeDocument/2006/math" xmlns:v="urn:schemas-microsoft-com:vml" xmlns:wp14="http://schemas.microsoft.com/office/word/2010/wordprocessingDrawing" xmlns:wp="http://schemas.openxmlformats.org/drawingml/2006/wordprocessingDrawing" xmlns:w10="urn:schemas-microsoft-com:office:word" xmlns:w="http://schemas.openxmlformats.org/wordprocessingml/2006/main" xmlns:w14="http://schemas.microsoft.com/office/word/2010/wordml" xmlns:w15="http://schemas.microsoft.com/office/word/2012/wordml" xmlns:w16se="http://schemas.microsoft.com/office/word/2015/wordml/symex" xmlns:wpg="http://schemas.microsoft.com/office/word/2010/wordprocessingGroup" xmlns:wpi="http://schemas.microsoft.com/office/word/2010/wordprocessingInk" xmlns:wne="http://schemas.microsoft.com/office/word/2006/wordml" xmlns:wps="http://schemas.microsoft.com/office/word/2010/wordprocessingShape" mc:Ignorable="w14 w15 w16se wp14">
+<w:document xmlns:wpc="http://schemas.microsoft.com/office/word/2010/wordprocessingCanvas" xmlns:cx="http://schemas.microsoft.com/office/drawing/2014/chartex" xmlns:cx1="http://schemas.microsoft.com/office/drawing/2015/9/8/chartex" xmlns:cx2="http://schemas.microsoft.com/office/drawing/2015/10/21/chartex" xmlns:cx3="http://schemas.microsoft.com/office/drawing/2016/5/9/chartex" xmlns:cx4="http://schemas.microsoft.com/office/drawing/2016/5/10/chartex" xmlns:cx5="http://schemas.microsoft.com/office/drawing/2016/5/11/chartex" xmlns:cx6="http://schemas.microsoft.com/office/drawing/2016/5/12/chartex" xmlns:cx7="http://schemas.microsoft.com/office/drawing/2016/5/13/chartex" xmlns:cx8="http://schemas.microsoft.com/office/drawing/2016/5/14/chartex" xmlns:mc="http://schemas.openxmlformats.org/markup-compatibility/2006" xmlns:aink="http://schemas.microsoft.com/office/drawing/2016/ink" xmlns:am3d="http://schemas.microsoft.com/office/drawing/2017/model3d" xmlns:o="urn:schemas-microsoft-com:office:office" xmlns:r="http://schemas.openxmlformats.org/officeDocument/2006/relationships" xmlns:m="http://schemas.openxmlformats.org/officeDocument/2006/math" xmlns:v="urn:schemas-microsoft-com:vml" xmlns:wp14="http://schemas.microsoft.com/office/word/2010/wordprocessingDrawing" xmlns:wp="http://schemas.openxmlformats.org/drawingml/2006/wordprocessingDrawing" xmlns:w10="urn:schemas-microsoft-com:office:word" xmlns:w="http://schemas.openxmlformats.org/wordprocessingml/2006/main" xmlns:w14="http://schemas.microsoft.com/office/word/2010/wordml" xmlns:w15="http://schemas.microsoft.com/office/word/2012/wordml" xmlns:w16cid="http://schemas.microsoft.com/office/word/2016/wordml/cid" xmlns:w16se="http://schemas.microsoft.com/office/word/2015/wordml/symex" xmlns:wpg="http://schemas.microsoft.com/office/word/2010/wordprocessingGroup" xmlns:wpi="http://schemas.microsoft.com/office/word/2010/wordprocessingInk" xmlns:wne="http://schemas.microsoft.com/office/word/2006/wordml" xmlns:wps="http://schemas.microsoft.com/office/word/2010/wordprocessingShape" mc:Ignorable="w14 w15 w16se w16cid wp14">
   <w:body>
     <w:p>
       <w:pPr>
@@ -73,16 +73,14 @@
         <w:rPr>
           <w:sz w:val="24"/>
           <w:szCs w:val="24"/>
-          <w:lang w:val="ru-RU"/>
-        </w:rPr>
-      </w:pPr>
-      <w:r>
-        <w:rPr>
-          <w:sz w:val="24"/>
-          <w:szCs w:val="24"/>
-          <w:lang w:val="ru-RU"/>
-        </w:rPr>
-        <w:t>--- 7 ---</w:t>
+        </w:rPr>
+      </w:pPr>
+      <w:r>
+        <w:rPr>
+          <w:sz w:val="24"/>
+          <w:szCs w:val="24"/>
+        </w:rPr>
+        <w:t>--- 9 ---</w:t>
       </w:r>
     </w:p>
     <w:p>
@@ -120,7 +118,23 @@
           <w:szCs w:val="24"/>
           <w:lang w:val="ru-RU"/>
         </w:rPr>
-        <w:t>--- 6 ---</w:t>
+        <w:t xml:space="preserve">--- </w:t>
+      </w:r>
+      <w:r>
+        <w:rPr>
+          <w:sz w:val="24"/>
+          <w:szCs w:val="24"/>
+          <w:lang w:val="ru-RU"/>
+        </w:rPr>
+        <w:t>8</w:t>
+      </w:r>
+      <w:r>
+        <w:rPr>
+          <w:sz w:val="24"/>
+          <w:szCs w:val="24"/>
+          <w:lang w:val="ru-RU"/>
+        </w:rPr>
+        <w:t xml:space="preserve"> ---</w:t>
       </w:r>
     </w:p>
     <w:p>
@@ -136,10 +150,19 @@
         <w:rPr>
           <w:sz w:val="24"/>
           <w:szCs w:val="24"/>
-          <w:lang w:val="ru-RU"/>
-        </w:rPr>
-        <w:t>Статья</w:t>
-      </w:r>
+        </w:rPr>
+        <w:t>C</w:t>
+      </w:r>
+      <w:proofErr w:type="spellStart"/>
+      <w:r>
+        <w:rPr>
+          <w:sz w:val="24"/>
+          <w:szCs w:val="24"/>
+          <w:lang w:val="ru-RU"/>
+        </w:rPr>
+        <w:t>татья</w:t>
+      </w:r>
+      <w:proofErr w:type="spellEnd"/>
       <w:r>
         <w:rPr>
           <w:sz w:val="24"/>
@@ -170,443 +193,41 @@
           <w:szCs w:val="24"/>
           <w:lang w:val="ru-RU"/>
         </w:rPr>
-        <w:t>информационно-аналитическом журнале «Радиоэлектронные технологии», № 1 / 2019</w:t>
-      </w:r>
-      <w:r>
-        <w:rPr>
-          <w:sz w:val="24"/>
-          <w:szCs w:val="24"/>
-          <w:lang w:val="ru-RU"/>
-        </w:rPr>
-        <w:t xml:space="preserve">, </w:t>
-      </w:r>
-      <w:r>
-        <w:rPr>
-          <w:sz w:val="24"/>
-          <w:szCs w:val="24"/>
-          <w:lang w:val="ru-RU"/>
-        </w:rPr>
-        <w:t xml:space="preserve">адрес журнала – </w:t>
+        <w:t>журнале</w:t>
+      </w:r>
+      <w:r>
+        <w:rPr>
+          <w:sz w:val="24"/>
+          <w:szCs w:val="24"/>
+          <w:lang w:val="ru-RU"/>
+        </w:rPr>
+        <w:t xml:space="preserve"> «</w:t>
+      </w:r>
+      <w:r>
+        <w:rPr>
+          <w:sz w:val="24"/>
+          <w:szCs w:val="24"/>
+          <w:lang w:val="ru-RU"/>
+        </w:rPr>
+        <w:t>Информатика</w:t>
+      </w:r>
+      <w:r>
+        <w:rPr>
+          <w:sz w:val="24"/>
+          <w:szCs w:val="24"/>
+          <w:lang w:val="ru-RU"/>
+        </w:rPr>
+        <w:t>»,</w:t>
+      </w:r>
+      <w:r>
+        <w:rPr>
+          <w:sz w:val="24"/>
+          <w:szCs w:val="24"/>
+          <w:lang w:val="ru-RU"/>
+        </w:rPr>
+        <w:t xml:space="preserve"> </w:t>
       </w:r>
       <w:hyperlink r:id="rId5" w:history="1">
-        <w:r>
-          <w:rPr>
-            <w:rStyle w:val="Hyperlink"/>
-            <w:sz w:val="24"/>
-            <w:szCs w:val="24"/>
-            <w:lang w:val="ru-RU"/>
-          </w:rPr>
-          <w:t>http://hi-tech.media</w:t>
-        </w:r>
-      </w:hyperlink>
-      <w:r>
-        <w:rPr>
-          <w:sz w:val="24"/>
-          <w:szCs w:val="24"/>
-          <w:lang w:val="ru-RU"/>
-        </w:rPr>
-        <w:t>,</w:t>
-      </w:r>
-      <w:bookmarkStart w:id="0" w:name="_GoBack"/>
-      <w:bookmarkEnd w:id="0"/>
-      <w:r>
-        <w:rPr>
-          <w:sz w:val="24"/>
-          <w:szCs w:val="24"/>
-          <w:lang w:val="ru-RU"/>
-        </w:rPr>
-        <w:t xml:space="preserve"> скачать </w:t>
-      </w:r>
-      <w:r>
-        <w:rPr>
-          <w:sz w:val="24"/>
-          <w:szCs w:val="24"/>
-        </w:rPr>
-        <w:t>PDF</w:t>
-      </w:r>
-      <w:r>
-        <w:rPr>
-          <w:sz w:val="24"/>
-          <w:szCs w:val="24"/>
-          <w:lang w:val="ru-RU"/>
-        </w:rPr>
-        <w:t xml:space="preserve"> – </w:t>
-      </w:r>
-      <w:hyperlink r:id="rId6" w:history="1">
-        <w:r>
-          <w:rPr>
-            <w:rStyle w:val="Hyperlink"/>
-            <w:sz w:val="24"/>
-            <w:szCs w:val="24"/>
-            <w:lang w:val="ru-RU"/>
-          </w:rPr>
-          <w:t>http://www.promweekly.ru/archive/kret/KRET_1-2019.pdf</w:t>
-        </w:r>
-      </w:hyperlink>
-    </w:p>
-    <w:p>
-      <w:pPr>
-        <w:ind w:firstLine="0"/>
-        <w:rPr>
-          <w:sz w:val="24"/>
-          <w:szCs w:val="24"/>
-          <w:lang w:val="ru-RU"/>
-        </w:rPr>
-      </w:pPr>
-    </w:p>
-    <w:p>
-      <w:pPr>
-        <w:ind w:firstLine="0"/>
-        <w:rPr>
-          <w:sz w:val="24"/>
-          <w:szCs w:val="24"/>
-          <w:lang w:val="ru-RU"/>
-        </w:rPr>
-      </w:pPr>
-      <w:r>
-        <w:rPr>
-          <w:sz w:val="24"/>
-          <w:szCs w:val="24"/>
-          <w:lang w:val="ru-RU"/>
-        </w:rPr>
-        <w:t>Интеллектуальная технология</w:t>
-      </w:r>
-      <w:r>
-        <w:rPr>
-          <w:sz w:val="24"/>
-          <w:szCs w:val="24"/>
-          <w:lang w:val="ru-RU"/>
-        </w:rPr>
-        <w:t xml:space="preserve"> </w:t>
-      </w:r>
-      <w:r>
-        <w:rPr>
-          <w:sz w:val="24"/>
-          <w:szCs w:val="24"/>
-          <w:lang w:val="ru-RU"/>
-        </w:rPr>
-        <w:t>распознавания подстилающей</w:t>
-      </w:r>
-      <w:r>
-        <w:rPr>
-          <w:sz w:val="24"/>
-          <w:szCs w:val="24"/>
-          <w:lang w:val="ru-RU"/>
-        </w:rPr>
-        <w:t xml:space="preserve"> </w:t>
-      </w:r>
-      <w:r>
-        <w:rPr>
-          <w:sz w:val="24"/>
-          <w:szCs w:val="24"/>
-          <w:lang w:val="ru-RU"/>
-        </w:rPr>
-        <w:t>поверхности Земли</w:t>
-      </w:r>
-      <w:r>
-        <w:rPr>
-          <w:sz w:val="24"/>
-          <w:szCs w:val="24"/>
-          <w:lang w:val="ru-RU"/>
-        </w:rPr>
-        <w:t xml:space="preserve"> / </w:t>
-      </w:r>
-      <w:r>
-        <w:rPr>
-          <w:sz w:val="24"/>
-          <w:szCs w:val="24"/>
-          <w:lang w:val="ru-RU"/>
-        </w:rPr>
-        <w:t>С</w:t>
-      </w:r>
-      <w:r>
-        <w:rPr>
-          <w:sz w:val="24"/>
-          <w:szCs w:val="24"/>
-          <w:lang w:val="ru-RU"/>
-        </w:rPr>
-        <w:t>.В. </w:t>
-      </w:r>
-      <w:r>
-        <w:rPr>
-          <w:sz w:val="24"/>
-          <w:szCs w:val="24"/>
-          <w:lang w:val="ru-RU"/>
-        </w:rPr>
-        <w:t>Кругликов</w:t>
-      </w:r>
-      <w:r>
-        <w:rPr>
-          <w:sz w:val="24"/>
-          <w:szCs w:val="24"/>
-          <w:lang w:val="ru-RU"/>
-        </w:rPr>
-        <w:t xml:space="preserve">, </w:t>
-      </w:r>
-      <w:r>
-        <w:rPr>
-          <w:sz w:val="24"/>
-          <w:szCs w:val="24"/>
-          <w:lang w:val="ru-RU"/>
-        </w:rPr>
-        <w:t>В</w:t>
-      </w:r>
-      <w:r>
-        <w:rPr>
-          <w:sz w:val="24"/>
-          <w:szCs w:val="24"/>
-          <w:lang w:val="ru-RU"/>
-        </w:rPr>
-        <w:t>.А. </w:t>
-      </w:r>
-      <w:r>
-        <w:rPr>
-          <w:sz w:val="24"/>
-          <w:szCs w:val="24"/>
-          <w:lang w:val="ru-RU"/>
-        </w:rPr>
-        <w:t>Ковалев,</w:t>
-      </w:r>
-      <w:r>
-        <w:rPr>
-          <w:sz w:val="24"/>
-          <w:szCs w:val="24"/>
-          <w:lang w:val="ru-RU"/>
-        </w:rPr>
-        <w:t xml:space="preserve"> </w:t>
-      </w:r>
-      <w:r>
-        <w:rPr>
-          <w:sz w:val="24"/>
-          <w:szCs w:val="24"/>
-          <w:lang w:val="ru-RU"/>
-        </w:rPr>
-        <w:t>Д</w:t>
-      </w:r>
-      <w:r>
-        <w:rPr>
-          <w:sz w:val="24"/>
-          <w:szCs w:val="24"/>
-          <w:lang w:val="ru-RU"/>
-        </w:rPr>
-        <w:t>.А. </w:t>
-      </w:r>
-      <w:r>
-        <w:rPr>
-          <w:sz w:val="24"/>
-          <w:szCs w:val="24"/>
-          <w:lang w:val="ru-RU"/>
-        </w:rPr>
-        <w:t>Павленко, Э</w:t>
-      </w:r>
-      <w:r>
-        <w:rPr>
-          <w:sz w:val="24"/>
-          <w:szCs w:val="24"/>
-          <w:lang w:val="ru-RU"/>
-        </w:rPr>
-        <w:t>.</w:t>
-      </w:r>
-      <w:r>
-        <w:rPr>
-          <w:sz w:val="24"/>
-          <w:szCs w:val="24"/>
-          <w:lang w:val="ru-RU"/>
-        </w:rPr>
-        <w:t>В. </w:t>
-      </w:r>
-      <w:r>
-        <w:rPr>
-          <w:sz w:val="24"/>
-          <w:szCs w:val="24"/>
-          <w:lang w:val="ru-RU"/>
-        </w:rPr>
-        <w:t>Снежко,</w:t>
-      </w:r>
-      <w:r>
-        <w:rPr>
-          <w:sz w:val="24"/>
-          <w:szCs w:val="24"/>
-          <w:lang w:val="ru-RU"/>
-        </w:rPr>
-        <w:t xml:space="preserve"> </w:t>
-      </w:r>
-      <w:r>
-        <w:rPr>
-          <w:sz w:val="24"/>
-          <w:szCs w:val="24"/>
-          <w:lang w:val="ru-RU"/>
-        </w:rPr>
-        <w:t>В</w:t>
-      </w:r>
-      <w:r>
-        <w:rPr>
-          <w:sz w:val="24"/>
-          <w:szCs w:val="24"/>
-          <w:lang w:val="ru-RU"/>
-        </w:rPr>
-        <w:t>.А. </w:t>
-      </w:r>
-      <w:r>
-        <w:rPr>
-          <w:sz w:val="24"/>
-          <w:szCs w:val="24"/>
-          <w:lang w:val="ru-RU"/>
-        </w:rPr>
-        <w:t>Левчук</w:t>
-      </w:r>
-      <w:r>
-        <w:rPr>
-          <w:sz w:val="24"/>
-          <w:szCs w:val="24"/>
-          <w:lang w:val="ru-RU"/>
-        </w:rPr>
-        <w:t xml:space="preserve"> // </w:t>
-      </w:r>
-      <w:r>
-        <w:rPr>
-          <w:sz w:val="24"/>
-          <w:szCs w:val="24"/>
-          <w:lang w:val="ru-RU"/>
-        </w:rPr>
-        <w:t>Радиоэлектронные технологии. – 2019. – № 1. – С. 90–</w:t>
-      </w:r>
-      <w:r>
-        <w:rPr>
-          <w:sz w:val="24"/>
-          <w:szCs w:val="24"/>
-          <w:lang w:val="ru-RU"/>
-        </w:rPr>
-        <w:t>94.</w:t>
-      </w:r>
-    </w:p>
-    <w:p>
-      <w:pPr>
-        <w:ind w:firstLine="0"/>
-        <w:rPr>
-          <w:sz w:val="24"/>
-          <w:szCs w:val="24"/>
-          <w:lang w:val="ru-RU"/>
-        </w:rPr>
-      </w:pPr>
-    </w:p>
-    <w:p>
-      <w:pPr>
-        <w:ind w:firstLine="0"/>
-        <w:rPr>
-          <w:sz w:val="24"/>
-          <w:szCs w:val="24"/>
-          <w:lang w:val="ru-RU"/>
-        </w:rPr>
-      </w:pPr>
-      <w:r>
-        <w:rPr>
-          <w:sz w:val="24"/>
-          <w:szCs w:val="24"/>
-          <w:lang w:val="ru-RU"/>
-        </w:rPr>
-        <w:t xml:space="preserve">--- </w:t>
-      </w:r>
-      <w:r>
-        <w:rPr>
-          <w:sz w:val="24"/>
-          <w:szCs w:val="24"/>
-          <w:lang w:val="ru-RU"/>
-        </w:rPr>
-        <w:t>5</w:t>
-      </w:r>
-      <w:r>
-        <w:rPr>
-          <w:sz w:val="24"/>
-          <w:szCs w:val="24"/>
-          <w:lang w:val="ru-RU"/>
-        </w:rPr>
-        <w:t xml:space="preserve"> ---</w:t>
-      </w:r>
-    </w:p>
-    <w:p>
-      <w:pPr>
-        <w:ind w:firstLine="0"/>
-        <w:rPr>
-          <w:sz w:val="24"/>
-          <w:szCs w:val="24"/>
-          <w:lang w:val="ru-RU"/>
-        </w:rPr>
-      </w:pPr>
-      <w:r>
-        <w:rPr>
-          <w:sz w:val="24"/>
-          <w:szCs w:val="24"/>
-        </w:rPr>
-        <w:t>C</w:t>
-      </w:r>
-      <w:proofErr w:type="spellStart"/>
-      <w:r>
-        <w:rPr>
-          <w:sz w:val="24"/>
-          <w:szCs w:val="24"/>
-          <w:lang w:val="ru-RU"/>
-        </w:rPr>
-        <w:t>татья</w:t>
-      </w:r>
-      <w:proofErr w:type="spellEnd"/>
-      <w:r>
-        <w:rPr>
-          <w:sz w:val="24"/>
-          <w:szCs w:val="24"/>
-          <w:lang w:val="ru-RU"/>
-        </w:rPr>
-        <w:t xml:space="preserve"> </w:t>
-      </w:r>
-      <w:r>
-        <w:rPr>
-          <w:sz w:val="24"/>
-          <w:szCs w:val="24"/>
-          <w:lang w:val="ru-RU"/>
-        </w:rPr>
-        <w:t>в</w:t>
-      </w:r>
-      <w:r>
-        <w:rPr>
-          <w:sz w:val="24"/>
-          <w:szCs w:val="24"/>
-          <w:lang w:val="ru-RU"/>
-        </w:rPr>
-        <w:t xml:space="preserve"> </w:t>
-      </w:r>
-      <w:r>
-        <w:rPr>
-          <w:sz w:val="24"/>
-          <w:szCs w:val="24"/>
-          <w:lang w:val="ru-RU"/>
-        </w:rPr>
-        <w:t>журнале</w:t>
-      </w:r>
-      <w:r>
-        <w:rPr>
-          <w:sz w:val="24"/>
-          <w:szCs w:val="24"/>
-          <w:lang w:val="ru-RU"/>
-        </w:rPr>
-        <w:t xml:space="preserve"> «</w:t>
-      </w:r>
-      <w:r>
-        <w:rPr>
-          <w:sz w:val="24"/>
-          <w:szCs w:val="24"/>
-          <w:lang w:val="ru-RU"/>
-        </w:rPr>
-        <w:t>Информатика</w:t>
-      </w:r>
-      <w:r>
-        <w:rPr>
-          <w:sz w:val="24"/>
-          <w:szCs w:val="24"/>
-          <w:lang w:val="ru-RU"/>
-        </w:rPr>
-        <w:t xml:space="preserve">», </w:t>
-      </w:r>
-      <w:hyperlink r:id="rId7" w:history="1">
         <w:r>
           <w:rPr>
             <w:rStyle w:val="Hyperlink"/>
@@ -624,7 +245,6 @@
           </w:rPr>
           <w:t>://</w:t>
         </w:r>
-        <w:proofErr w:type="spellStart"/>
         <w:r>
           <w:rPr>
             <w:rStyle w:val="Hyperlink"/>
@@ -633,7 +253,6 @@
           </w:rPr>
           <w:t>inf</w:t>
         </w:r>
-        <w:proofErr w:type="spellEnd"/>
         <w:r>
           <w:rPr>
             <w:rStyle w:val="Hyperlink"/>
@@ -726,7 +345,7 @@
             <w:szCs w:val="24"/>
             <w:lang w:val="ru-RU"/>
           </w:rPr>
-          <w:t>/340/423</w:t>
+          <w:t>/1053/954</w:t>
         </w:r>
       </w:hyperlink>
       <w:r>
@@ -743,107 +362,75 @@
           <w:szCs w:val="24"/>
           <w:lang w:val="ru-RU"/>
         </w:rPr>
-        <w:t>том</w:t>
-      </w:r>
-      <w:r>
-        <w:rPr>
-          <w:sz w:val="24"/>
-          <w:szCs w:val="24"/>
-          <w:lang w:val="ru-RU"/>
-        </w:rPr>
-        <w:t xml:space="preserve"> 15, № 3(59), </w:t>
-      </w:r>
-      <w:r>
-        <w:rPr>
-          <w:sz w:val="24"/>
-          <w:szCs w:val="24"/>
-        </w:rPr>
-        <w:t>ISSN</w:t>
-      </w:r>
-      <w:r>
-        <w:rPr>
-          <w:sz w:val="24"/>
-          <w:szCs w:val="24"/>
-          <w:lang w:val="ru-RU"/>
-        </w:rPr>
-        <w:t xml:space="preserve"> 1816-0301 (</w:t>
-      </w:r>
-      <w:r>
-        <w:rPr>
-          <w:sz w:val="24"/>
-          <w:szCs w:val="24"/>
-        </w:rPr>
-        <w:t>print</w:t>
-      </w:r>
-      <w:r>
-        <w:rPr>
-          <w:sz w:val="24"/>
-          <w:szCs w:val="24"/>
-          <w:lang w:val="ru-RU"/>
-        </w:rPr>
-        <w:t xml:space="preserve">), </w:t>
-      </w:r>
-      <w:r>
-        <w:rPr>
-          <w:sz w:val="24"/>
-          <w:szCs w:val="24"/>
-        </w:rPr>
-        <w:t>ISSN</w:t>
-      </w:r>
-      <w:r>
-        <w:rPr>
-          <w:sz w:val="24"/>
-          <w:szCs w:val="24"/>
-          <w:lang w:val="ru-RU"/>
-        </w:rPr>
-        <w:t xml:space="preserve"> 2617-6963 (</w:t>
-      </w:r>
-      <w:r>
-        <w:rPr>
-          <w:sz w:val="24"/>
-          <w:szCs w:val="24"/>
-        </w:rPr>
-        <w:t>online</w:t>
-      </w:r>
-      <w:r>
-        <w:rPr>
-          <w:sz w:val="24"/>
-          <w:szCs w:val="24"/>
-          <w:lang w:val="ru-RU"/>
-        </w:rPr>
-        <w:t xml:space="preserve">), </w:t>
-      </w:r>
-      <w:r>
-        <w:rPr>
-          <w:sz w:val="24"/>
-          <w:szCs w:val="24"/>
-          <w:lang w:val="ru-RU"/>
-        </w:rPr>
-        <w:t>для</w:t>
-      </w:r>
-      <w:r>
-        <w:rPr>
-          <w:sz w:val="24"/>
-          <w:szCs w:val="24"/>
-          <w:lang w:val="ru-RU"/>
-        </w:rPr>
-        <w:t xml:space="preserve"> </w:t>
-      </w:r>
-      <w:r>
-        <w:rPr>
-          <w:sz w:val="24"/>
-          <w:szCs w:val="24"/>
-          <w:lang w:val="ru-RU"/>
-        </w:rPr>
-        <w:t>цитирования</w:t>
-      </w:r>
-      <w:r>
-        <w:rPr>
-          <w:sz w:val="24"/>
-          <w:szCs w:val="24"/>
-          <w:lang w:val="ru-RU"/>
-        </w:rPr>
-        <w:t>:</w:t>
+        <w:t>том 17, № 3</w:t>
+      </w:r>
+      <w:r>
+        <w:rPr>
+          <w:sz w:val="24"/>
+          <w:szCs w:val="24"/>
+          <w:lang w:val="ru-RU"/>
+        </w:rPr>
+        <w:t xml:space="preserve"> (2020)</w:t>
+      </w:r>
+      <w:r>
+        <w:rPr>
+          <w:sz w:val="24"/>
+          <w:szCs w:val="24"/>
+          <w:lang w:val="ru-RU"/>
+        </w:rPr>
+        <w:t xml:space="preserve">, </w:t>
+      </w:r>
+      <w:r>
+        <w:rPr>
+          <w:sz w:val="24"/>
+          <w:szCs w:val="24"/>
+          <w:lang w:val="ru-RU"/>
+        </w:rPr>
+        <w:t>ISSN 1816-0301 (</w:t>
+      </w:r>
+      <w:proofErr w:type="spellStart"/>
+      <w:r>
+        <w:rPr>
+          <w:sz w:val="24"/>
+          <w:szCs w:val="24"/>
+          <w:lang w:val="ru-RU"/>
+        </w:rPr>
+        <w:t>Print</w:t>
+      </w:r>
+      <w:proofErr w:type="spellEnd"/>
+      <w:r>
+        <w:rPr>
+          <w:sz w:val="24"/>
+          <w:szCs w:val="24"/>
+          <w:lang w:val="ru-RU"/>
+        </w:rPr>
+        <w:t>), ISSN 2617-6963 (</w:t>
+      </w:r>
+      <w:proofErr w:type="spellStart"/>
+      <w:r>
+        <w:rPr>
+          <w:sz w:val="24"/>
+          <w:szCs w:val="24"/>
+          <w:lang w:val="ru-RU"/>
+        </w:rPr>
+        <w:t>Online</w:t>
+      </w:r>
+      <w:proofErr w:type="spellEnd"/>
+      <w:r>
+        <w:rPr>
+          <w:sz w:val="24"/>
+          <w:szCs w:val="24"/>
+          <w:lang w:val="ru-RU"/>
+        </w:rPr>
+        <w:t>)</w:t>
+      </w:r>
+      <w:r>
+        <w:rPr>
+          <w:sz w:val="24"/>
+          <w:szCs w:val="24"/>
+          <w:lang w:val="ru-RU"/>
+        </w:rPr>
+        <w:t>, для цитирования:</w:t>
       </w:r>
     </w:p>
     <w:p>
@@ -862,69 +449,115 @@
         <w:rPr>
           <w:sz w:val="24"/>
           <w:szCs w:val="24"/>
-        </w:rPr>
-      </w:pPr>
-      <w:r>
-        <w:rPr>
-          <w:sz w:val="24"/>
-          <w:szCs w:val="24"/>
-          <w:lang w:val="ru-RU"/>
-        </w:rPr>
-        <w:t>Сравнительный анализ вычислительных платформ для</w:t>
-      </w:r>
-      <w:r>
-        <w:rPr>
-          <w:sz w:val="24"/>
-          <w:szCs w:val="24"/>
-          <w:lang w:val="ru-RU"/>
-        </w:rPr>
-        <w:t xml:space="preserve"> бортового микромодуля предвари</w:t>
-      </w:r>
-      <w:r>
-        <w:rPr>
-          <w:sz w:val="24"/>
-          <w:szCs w:val="24"/>
-          <w:lang w:val="ru-RU"/>
-        </w:rPr>
-        <w:t xml:space="preserve">тельного распознавания изображений / В. А. Ковалев [и др.] // Информатика. – 2018. </w:t>
-      </w:r>
-      <w:r>
-        <w:rPr>
-          <w:sz w:val="24"/>
-          <w:szCs w:val="24"/>
-        </w:rPr>
-        <w:t xml:space="preserve">− </w:t>
-      </w:r>
-      <w:r>
-        <w:rPr>
-          <w:sz w:val="24"/>
-          <w:szCs w:val="24"/>
-          <w:lang w:val="ru-RU"/>
-        </w:rPr>
-        <w:t>Т</w:t>
-      </w:r>
-      <w:r>
-        <w:rPr>
-          <w:sz w:val="24"/>
-          <w:szCs w:val="24"/>
-        </w:rPr>
-        <w:t xml:space="preserve">. 15, № 3. – </w:t>
-      </w:r>
-      <w:r>
-        <w:rPr>
-          <w:sz w:val="24"/>
-          <w:szCs w:val="24"/>
-          <w:lang w:val="ru-RU"/>
-        </w:rPr>
-        <w:t>С</w:t>
-      </w:r>
-      <w:r>
-        <w:rPr>
-          <w:sz w:val="24"/>
-          <w:szCs w:val="24"/>
-        </w:rPr>
-        <w:t>. 7–21.</w:t>
-      </w:r>
+          <w:lang w:val="ru-RU"/>
+        </w:rPr>
+      </w:pPr>
+      <w:r>
+        <w:rPr>
+          <w:sz w:val="24"/>
+          <w:szCs w:val="24"/>
+          <w:lang w:val="ru-RU"/>
+        </w:rPr>
+        <w:t>Распознавание подстилающей поверхности Земли с помощью сверточной нейронной сети на одноплатном микрокомпьютере / Д.</w:t>
+      </w:r>
+      <w:r>
+        <w:rPr>
+          <w:sz w:val="24"/>
+          <w:szCs w:val="24"/>
+          <w:lang w:val="ru-RU"/>
+        </w:rPr>
+        <w:t> </w:t>
+      </w:r>
+      <w:r>
+        <w:rPr>
+          <w:sz w:val="24"/>
+          <w:szCs w:val="24"/>
+          <w:lang w:val="ru-RU"/>
+        </w:rPr>
+        <w:t>А.</w:t>
+      </w:r>
+      <w:r>
+        <w:rPr>
+          <w:sz w:val="24"/>
+          <w:szCs w:val="24"/>
+          <w:lang w:val="ru-RU"/>
+        </w:rPr>
+        <w:t> </w:t>
+      </w:r>
+      <w:r>
+        <w:rPr>
+          <w:sz w:val="24"/>
+          <w:szCs w:val="24"/>
+          <w:lang w:val="ru-RU"/>
+        </w:rPr>
+        <w:t>Павленко [и</w:t>
+      </w:r>
+      <w:r>
+        <w:rPr>
+          <w:sz w:val="24"/>
+          <w:szCs w:val="24"/>
+          <w:lang w:val="ru-RU"/>
+        </w:rPr>
+        <w:t> </w:t>
+      </w:r>
+      <w:r>
+        <w:rPr>
+          <w:sz w:val="24"/>
+          <w:szCs w:val="24"/>
+          <w:lang w:val="ru-RU"/>
+        </w:rPr>
+        <w:t>др.] // Информатика. – 2020. − Т.</w:t>
+      </w:r>
+      <w:r>
+        <w:rPr>
+          <w:sz w:val="24"/>
+          <w:szCs w:val="24"/>
+          <w:lang w:val="ru-RU"/>
+        </w:rPr>
+        <w:t xml:space="preserve"> </w:t>
+      </w:r>
+      <w:r>
+        <w:rPr>
+          <w:sz w:val="24"/>
+          <w:szCs w:val="24"/>
+          <w:lang w:val="ru-RU"/>
+        </w:rPr>
+        <w:t xml:space="preserve">17, </w:t>
+      </w:r>
+      <w:r>
+        <w:rPr>
+          <w:sz w:val="24"/>
+          <w:szCs w:val="24"/>
+          <w:lang w:val="ru-RU"/>
+        </w:rPr>
+        <w:t xml:space="preserve">№ </w:t>
+      </w:r>
+      <w:r>
+        <w:rPr>
+          <w:sz w:val="24"/>
+          <w:szCs w:val="24"/>
+          <w:lang w:val="ru-RU"/>
+        </w:rPr>
+        <w:t>3. – С.36–43.</w:t>
+      </w:r>
+      <w:r>
+        <w:rPr>
+          <w:sz w:val="24"/>
+          <w:szCs w:val="24"/>
+          <w:lang w:val="ru-RU"/>
+        </w:rPr>
+        <w:t xml:space="preserve"> </w:t>
+      </w:r>
+      <w:r>
+        <w:rPr>
+          <w:sz w:val="24"/>
+          <w:szCs w:val="24"/>
+          <w:lang w:val="ru-RU"/>
+        </w:rPr>
+        <w:t>https://doi.org/10.37661/1816-0301-2020-17-3-36-43</w:t>
+      </w:r>
+      <w:bookmarkStart w:id="0" w:name="_GoBack"/>
+      <w:bookmarkEnd w:id="0"/>
     </w:p>
     <w:p>
       <w:pPr>
@@ -932,6 +565,7 @@
         <w:rPr>
           <w:sz w:val="24"/>
           <w:szCs w:val="24"/>
+          <w:lang w:val="ru-RU"/>
         </w:rPr>
       </w:pPr>
     </w:p>
@@ -948,107 +582,9 @@
         <w:rPr>
           <w:sz w:val="24"/>
           <w:szCs w:val="24"/>
-        </w:rPr>
-        <w:t>Kovalev V. A., Paulenka D. A., Snezhko E. V., Liauchuk V. A., Kalinovski A. A. Comparative</w:t>
-      </w:r>
-      <w:r>
-        <w:rPr>
-          <w:sz w:val="24"/>
-          <w:szCs w:val="24"/>
-        </w:rPr>
-        <w:t xml:space="preserve"> </w:t>
-      </w:r>
-      <w:r>
-        <w:rPr>
-          <w:sz w:val="24"/>
-          <w:szCs w:val="24"/>
-        </w:rPr>
-        <w:t>analysis of computing platforms for onboard micromodule of provisional image recognition. Informatics</w:t>
-      </w:r>
-      <w:r>
-        <w:rPr>
-          <w:sz w:val="24"/>
-          <w:szCs w:val="24"/>
-          <w:lang w:val="ru-RU"/>
-        </w:rPr>
-        <w:t xml:space="preserve">, 2018, </w:t>
-      </w:r>
-      <w:proofErr w:type="spellStart"/>
-      <w:r>
-        <w:rPr>
-          <w:sz w:val="24"/>
-          <w:szCs w:val="24"/>
-        </w:rPr>
-        <w:t>vol</w:t>
-      </w:r>
-      <w:proofErr w:type="spellEnd"/>
-      <w:r>
-        <w:rPr>
-          <w:sz w:val="24"/>
-          <w:szCs w:val="24"/>
-          <w:lang w:val="ru-RU"/>
-        </w:rPr>
-        <w:t xml:space="preserve">. 15, </w:t>
-      </w:r>
-      <w:r>
-        <w:rPr>
-          <w:sz w:val="24"/>
-          <w:szCs w:val="24"/>
-        </w:rPr>
-        <w:t>no</w:t>
-      </w:r>
-      <w:r>
-        <w:rPr>
-          <w:sz w:val="24"/>
-          <w:szCs w:val="24"/>
-          <w:lang w:val="ru-RU"/>
-        </w:rPr>
-        <w:t xml:space="preserve">. 3, </w:t>
-      </w:r>
-      <w:r>
-        <w:rPr>
-          <w:sz w:val="24"/>
-          <w:szCs w:val="24"/>
-        </w:rPr>
-        <w:t>pp</w:t>
-      </w:r>
-      <w:r>
-        <w:rPr>
-          <w:sz w:val="24"/>
-          <w:szCs w:val="24"/>
-          <w:lang w:val="ru-RU"/>
-        </w:rPr>
-        <w:t>. 7–21 (</w:t>
-      </w:r>
-      <w:r>
-        <w:rPr>
-          <w:sz w:val="24"/>
-          <w:szCs w:val="24"/>
-        </w:rPr>
-        <w:t>in</w:t>
-      </w:r>
-      <w:r>
-        <w:rPr>
-          <w:sz w:val="24"/>
-          <w:szCs w:val="24"/>
-          <w:lang w:val="ru-RU"/>
-        </w:rPr>
-        <w:t xml:space="preserve"> </w:t>
-      </w:r>
-      <w:r>
-        <w:rPr>
-          <w:sz w:val="24"/>
-          <w:szCs w:val="24"/>
-        </w:rPr>
-        <w:t>Russian</w:t>
-      </w:r>
-      <w:r>
-        <w:rPr>
-          <w:sz w:val="24"/>
-          <w:szCs w:val="24"/>
-          <w:lang w:val="ru-RU"/>
-        </w:rPr>
-        <w:t>).</w:t>
+          <w:lang w:val="ru-RU"/>
+        </w:rPr>
+        <w:t>--- 7 ---</w:t>
       </w:r>
     </w:p>
     <w:p>
@@ -1060,49 +596,6 @@
           <w:lang w:val="ru-RU"/>
         </w:rPr>
       </w:pPr>
-    </w:p>
-    <w:p>
-      <w:pPr>
-        <w:ind w:firstLine="0"/>
-        <w:rPr>
-          <w:sz w:val="24"/>
-          <w:szCs w:val="24"/>
-          <w:lang w:val="ru-RU"/>
-        </w:rPr>
-      </w:pPr>
-      <w:r>
-        <w:rPr>
-          <w:sz w:val="24"/>
-          <w:szCs w:val="24"/>
-          <w:lang w:val="ru-RU"/>
-        </w:rPr>
-        <w:t xml:space="preserve">--- </w:t>
-      </w:r>
-      <w:r>
-        <w:rPr>
-          <w:sz w:val="24"/>
-          <w:szCs w:val="24"/>
-          <w:lang w:val="ru-RU"/>
-        </w:rPr>
-        <w:t>4</w:t>
-      </w:r>
-      <w:r>
-        <w:rPr>
-          <w:sz w:val="24"/>
-          <w:szCs w:val="24"/>
-          <w:lang w:val="ru-RU"/>
-        </w:rPr>
-        <w:t xml:space="preserve"> ---</w:t>
-      </w:r>
-    </w:p>
-    <w:p>
-      <w:pPr>
-        <w:ind w:firstLine="0"/>
-        <w:rPr>
-          <w:sz w:val="24"/>
-          <w:szCs w:val="24"/>
-        </w:rPr>
-      </w:pPr>
       <w:r>
         <w:rPr>
           <w:sz w:val="24"/>
@@ -1181,31 +674,47 @@
           <w:szCs w:val="24"/>
           <w:lang w:val="ru-RU"/>
         </w:rPr>
-        <w:t xml:space="preserve"> </w:t>
-      </w:r>
-      <w:r>
-        <w:rPr>
-          <w:sz w:val="24"/>
-          <w:szCs w:val="24"/>
-          <w:lang w:val="ru-RU"/>
-        </w:rPr>
-        <w:t>четвертой</w:t>
-      </w:r>
-      <w:r>
-        <w:rPr>
-          <w:sz w:val="24"/>
-          <w:szCs w:val="24"/>
-          <w:lang w:val="ru-RU"/>
-        </w:rPr>
-        <w:t xml:space="preserve"> </w:t>
-      </w:r>
-      <w:r>
-        <w:rPr>
-          <w:sz w:val="24"/>
-          <w:szCs w:val="24"/>
-          <w:lang w:val="ru-RU"/>
-        </w:rPr>
-        <w:t>Международной</w:t>
+        <w:t xml:space="preserve">. </w:t>
+      </w:r>
+      <w:r>
+        <w:rPr>
+          <w:sz w:val="24"/>
+          <w:szCs w:val="24"/>
+          <w:lang w:val="ru-RU"/>
+        </w:rPr>
+        <w:t>Шестая</w:t>
+      </w:r>
+      <w:r>
+        <w:rPr>
+          <w:sz w:val="24"/>
+          <w:szCs w:val="24"/>
+          <w:lang w:val="ru-RU"/>
+        </w:rPr>
+        <w:t xml:space="preserve"> </w:t>
+      </w:r>
+      <w:r>
+        <w:rPr>
+          <w:sz w:val="24"/>
+          <w:szCs w:val="24"/>
+          <w:lang w:val="ru-RU"/>
+        </w:rPr>
+        <w:t>м</w:t>
+      </w:r>
+      <w:r>
+        <w:rPr>
+          <w:sz w:val="24"/>
+          <w:szCs w:val="24"/>
+          <w:lang w:val="ru-RU"/>
+        </w:rPr>
+        <w:t>еждународн</w:t>
+      </w:r>
+      <w:r>
+        <w:rPr>
+          <w:sz w:val="24"/>
+          <w:szCs w:val="24"/>
+          <w:lang w:val="ru-RU"/>
+        </w:rPr>
+        <w:t>ая</w:t>
       </w:r>
       <w:r>
         <w:rPr>
@@ -1237,23 +746,39 @@
           <w:szCs w:val="24"/>
           <w:lang w:val="ru-RU"/>
         </w:rPr>
-        <w:t>практической</w:t>
-      </w:r>
-      <w:r>
-        <w:rPr>
-          <w:sz w:val="24"/>
-          <w:szCs w:val="24"/>
-          <w:lang w:val="ru-RU"/>
-        </w:rPr>
-        <w:t xml:space="preserve"> </w:t>
-      </w:r>
-      <w:r>
-        <w:rPr>
-          <w:sz w:val="24"/>
-          <w:szCs w:val="24"/>
-          <w:lang w:val="ru-RU"/>
-        </w:rPr>
-        <w:t>конференции</w:t>
+        <w:t>практическ</w:t>
+      </w:r>
+      <w:r>
+        <w:rPr>
+          <w:sz w:val="24"/>
+          <w:szCs w:val="24"/>
+          <w:lang w:val="ru-RU"/>
+        </w:rPr>
+        <w:t>ая</w:t>
+      </w:r>
+      <w:r>
+        <w:rPr>
+          <w:sz w:val="24"/>
+          <w:szCs w:val="24"/>
+          <w:lang w:val="ru-RU"/>
+        </w:rPr>
+        <w:t xml:space="preserve"> </w:t>
+      </w:r>
+      <w:r>
+        <w:rPr>
+          <w:sz w:val="24"/>
+          <w:szCs w:val="24"/>
+          <w:lang w:val="ru-RU"/>
+        </w:rPr>
+        <w:t>конференци</w:t>
+      </w:r>
+      <w:r>
+        <w:rPr>
+          <w:sz w:val="24"/>
+          <w:szCs w:val="24"/>
+          <w:lang w:val="ru-RU"/>
+        </w:rPr>
+        <w:t>я</w:t>
       </w:r>
       <w:r>
         <w:rPr>
@@ -1336,9 +861,111 @@
           <w:szCs w:val="24"/>
           <w:lang w:val="ru-RU"/>
         </w:rPr>
-        <w:t xml:space="preserve"> (</w:t>
-      </w:r>
-      <w:hyperlink r:id="rId8" w:history="1">
+        <w:t xml:space="preserve">. </w:t>
+      </w:r>
+      <w:r>
+        <w:rPr>
+          <w:sz w:val="24"/>
+          <w:szCs w:val="24"/>
+        </w:rPr>
+        <w:t>BIG</w:t>
+      </w:r>
+      <w:r>
+        <w:rPr>
+          <w:sz w:val="24"/>
+          <w:szCs w:val="24"/>
+          <w:lang w:val="ru-RU"/>
+        </w:rPr>
+        <w:t xml:space="preserve"> </w:t>
+      </w:r>
+      <w:r>
+        <w:rPr>
+          <w:sz w:val="24"/>
+          <w:szCs w:val="24"/>
+        </w:rPr>
+        <w:t>DATA</w:t>
+      </w:r>
+      <w:r>
+        <w:rPr>
+          <w:sz w:val="24"/>
+          <w:szCs w:val="24"/>
+          <w:lang w:val="ru-RU"/>
+        </w:rPr>
+        <w:t xml:space="preserve"> </w:t>
+      </w:r>
+      <w:r>
+        <w:rPr>
+          <w:sz w:val="24"/>
+          <w:szCs w:val="24"/>
+          <w:lang w:val="ru-RU"/>
+        </w:rPr>
+        <w:t>и</w:t>
+      </w:r>
+      <w:r>
+        <w:rPr>
+          <w:sz w:val="24"/>
+          <w:szCs w:val="24"/>
+          <w:lang w:val="ru-RU"/>
+        </w:rPr>
+        <w:t xml:space="preserve"> </w:t>
+      </w:r>
+      <w:r>
+        <w:rPr>
+          <w:sz w:val="24"/>
+          <w:szCs w:val="24"/>
+          <w:lang w:val="ru-RU"/>
+        </w:rPr>
+        <w:t>анализ</w:t>
+      </w:r>
+      <w:r>
+        <w:rPr>
+          <w:sz w:val="24"/>
+          <w:szCs w:val="24"/>
+          <w:lang w:val="ru-RU"/>
+        </w:rPr>
+        <w:t xml:space="preserve"> </w:t>
+      </w:r>
+      <w:r>
+        <w:rPr>
+          <w:sz w:val="24"/>
+          <w:szCs w:val="24"/>
+          <w:lang w:val="ru-RU"/>
+        </w:rPr>
+        <w:t>высокого</w:t>
+      </w:r>
+      <w:r>
+        <w:rPr>
+          <w:sz w:val="24"/>
+          <w:szCs w:val="24"/>
+          <w:lang w:val="ru-RU"/>
+        </w:rPr>
+        <w:t xml:space="preserve"> </w:t>
+      </w:r>
+      <w:r>
+        <w:rPr>
+          <w:sz w:val="24"/>
+          <w:szCs w:val="24"/>
+          <w:lang w:val="ru-RU"/>
+        </w:rPr>
+        <w:t>уровня</w:t>
+      </w:r>
+      <w:r>
+        <w:rPr>
+          <w:sz w:val="24"/>
+          <w:szCs w:val="24"/>
+          <w:lang w:val="ru-RU"/>
+        </w:rPr>
+        <w:t>»</w:t>
+      </w:r>
+      <w:r>
+        <w:rPr>
+          <w:sz w:val="24"/>
+          <w:szCs w:val="24"/>
+          <w:lang w:val="ru-RU"/>
+        </w:rPr>
+        <w:t xml:space="preserve">, </w:t>
+      </w:r>
+      <w:hyperlink r:id="rId6" w:history="1">
         <w:r>
           <w:rPr>
             <w:rStyle w:val="Hyperlink"/>
@@ -1390,6 +1017,2057 @@
           <w:szCs w:val="24"/>
           <w:lang w:val="ru-RU"/>
         </w:rPr>
+        <w:t xml:space="preserve">, </w:t>
+      </w:r>
+      <w:r>
+        <w:rPr>
+          <w:sz w:val="24"/>
+          <w:szCs w:val="24"/>
+          <w:lang w:val="ru-RU"/>
+        </w:rPr>
+        <w:t>ISBN 978-985-90533-7-5</w:t>
+      </w:r>
+    </w:p>
+    <w:p>
+      <w:pPr>
+        <w:ind w:firstLine="0"/>
+        <w:rPr>
+          <w:sz w:val="24"/>
+          <w:szCs w:val="24"/>
+          <w:lang w:val="ru-RU"/>
+        </w:rPr>
+      </w:pPr>
+    </w:p>
+    <w:p>
+      <w:pPr>
+        <w:ind w:firstLine="0"/>
+        <w:rPr>
+          <w:sz w:val="24"/>
+          <w:szCs w:val="24"/>
+          <w:lang w:val="ru-RU"/>
+        </w:rPr>
+      </w:pPr>
+      <w:r>
+        <w:rPr>
+          <w:sz w:val="24"/>
+          <w:szCs w:val="24"/>
+        </w:rPr>
+        <w:t>Paulenka</w:t>
+      </w:r>
+      <w:r>
+        <w:rPr>
+          <w:sz w:val="24"/>
+          <w:szCs w:val="24"/>
+        </w:rPr>
+        <w:t> </w:t>
+      </w:r>
+      <w:r>
+        <w:rPr>
+          <w:sz w:val="24"/>
+          <w:szCs w:val="24"/>
+        </w:rPr>
+        <w:t>D</w:t>
+      </w:r>
+      <w:r>
+        <w:rPr>
+          <w:sz w:val="24"/>
+          <w:szCs w:val="24"/>
+        </w:rPr>
+        <w:t>.</w:t>
+      </w:r>
+      <w:r>
+        <w:rPr>
+          <w:sz w:val="24"/>
+          <w:szCs w:val="24"/>
+        </w:rPr>
+        <w:t>A</w:t>
+      </w:r>
+      <w:r>
+        <w:rPr>
+          <w:sz w:val="24"/>
+          <w:szCs w:val="24"/>
+        </w:rPr>
+        <w:t xml:space="preserve">., </w:t>
+      </w:r>
+      <w:r>
+        <w:rPr>
+          <w:sz w:val="24"/>
+          <w:szCs w:val="24"/>
+        </w:rPr>
+        <w:t>Kovalev</w:t>
+      </w:r>
+      <w:r>
+        <w:rPr>
+          <w:sz w:val="24"/>
+          <w:szCs w:val="24"/>
+        </w:rPr>
+        <w:t> </w:t>
+      </w:r>
+      <w:r>
+        <w:rPr>
+          <w:sz w:val="24"/>
+          <w:szCs w:val="24"/>
+        </w:rPr>
+        <w:t>V</w:t>
+      </w:r>
+      <w:r>
+        <w:rPr>
+          <w:sz w:val="24"/>
+          <w:szCs w:val="24"/>
+        </w:rPr>
+        <w:t>.</w:t>
+      </w:r>
+      <w:r>
+        <w:rPr>
+          <w:sz w:val="24"/>
+          <w:szCs w:val="24"/>
+        </w:rPr>
+        <w:t>A</w:t>
+      </w:r>
+      <w:r>
+        <w:rPr>
+          <w:sz w:val="24"/>
+          <w:szCs w:val="24"/>
+        </w:rPr>
+        <w:t xml:space="preserve">., </w:t>
+      </w:r>
+      <w:r>
+        <w:rPr>
+          <w:sz w:val="24"/>
+          <w:szCs w:val="24"/>
+        </w:rPr>
+        <w:t>Snezhko</w:t>
+      </w:r>
+      <w:r>
+        <w:rPr>
+          <w:sz w:val="24"/>
+          <w:szCs w:val="24"/>
+        </w:rPr>
+        <w:t> </w:t>
+      </w:r>
+      <w:r>
+        <w:rPr>
+          <w:sz w:val="24"/>
+          <w:szCs w:val="24"/>
+        </w:rPr>
+        <w:t>E</w:t>
+      </w:r>
+      <w:r>
+        <w:rPr>
+          <w:sz w:val="24"/>
+          <w:szCs w:val="24"/>
+        </w:rPr>
+        <w:t>.</w:t>
+      </w:r>
+      <w:r>
+        <w:rPr>
+          <w:sz w:val="24"/>
+          <w:szCs w:val="24"/>
+        </w:rPr>
+        <w:t>V</w:t>
+      </w:r>
+      <w:r>
+        <w:rPr>
+          <w:sz w:val="24"/>
+          <w:szCs w:val="24"/>
+        </w:rPr>
+        <w:t xml:space="preserve">., </w:t>
+      </w:r>
+      <w:r>
+        <w:rPr>
+          <w:sz w:val="24"/>
+          <w:szCs w:val="24"/>
+        </w:rPr>
+        <w:t>Liauchuk</w:t>
+      </w:r>
+      <w:r>
+        <w:rPr>
+          <w:sz w:val="24"/>
+          <w:szCs w:val="24"/>
+        </w:rPr>
+        <w:t> </w:t>
+      </w:r>
+      <w:r>
+        <w:rPr>
+          <w:sz w:val="24"/>
+          <w:szCs w:val="24"/>
+        </w:rPr>
+        <w:t>V</w:t>
+      </w:r>
+      <w:r>
+        <w:rPr>
+          <w:sz w:val="24"/>
+          <w:szCs w:val="24"/>
+        </w:rPr>
+        <w:t>.</w:t>
+      </w:r>
+      <w:r>
+        <w:rPr>
+          <w:sz w:val="24"/>
+          <w:szCs w:val="24"/>
+        </w:rPr>
+        <w:t>A</w:t>
+      </w:r>
+      <w:r>
+        <w:rPr>
+          <w:sz w:val="24"/>
+          <w:szCs w:val="24"/>
+        </w:rPr>
+        <w:t xml:space="preserve">., </w:t>
+      </w:r>
+      <w:proofErr w:type="spellStart"/>
+      <w:r>
+        <w:rPr>
+          <w:sz w:val="24"/>
+          <w:szCs w:val="24"/>
+        </w:rPr>
+        <w:t>Pechkovsky</w:t>
+      </w:r>
+      <w:proofErr w:type="spellEnd"/>
+      <w:r>
+        <w:rPr>
+          <w:sz w:val="24"/>
+          <w:szCs w:val="24"/>
+        </w:rPr>
+        <w:t> E</w:t>
+      </w:r>
+      <w:r>
+        <w:rPr>
+          <w:sz w:val="24"/>
+          <w:szCs w:val="24"/>
+        </w:rPr>
+        <w:t>.</w:t>
+      </w:r>
+      <w:r>
+        <w:rPr>
+          <w:sz w:val="24"/>
+          <w:szCs w:val="24"/>
+        </w:rPr>
+        <w:t>I</w:t>
+      </w:r>
+      <w:r>
+        <w:rPr>
+          <w:sz w:val="24"/>
+          <w:szCs w:val="24"/>
+        </w:rPr>
+        <w:t xml:space="preserve">. </w:t>
+      </w:r>
+      <w:r>
+        <w:rPr>
+          <w:sz w:val="24"/>
+          <w:szCs w:val="24"/>
+        </w:rPr>
+        <w:t>Recognition</w:t>
+      </w:r>
+      <w:r>
+        <w:rPr>
+          <w:sz w:val="24"/>
+          <w:szCs w:val="24"/>
+        </w:rPr>
+        <w:t xml:space="preserve"> </w:t>
+      </w:r>
+      <w:r>
+        <w:rPr>
+          <w:sz w:val="24"/>
+          <w:szCs w:val="24"/>
+        </w:rPr>
+        <w:t>of</w:t>
+      </w:r>
+      <w:r>
+        <w:rPr>
+          <w:sz w:val="24"/>
+          <w:szCs w:val="24"/>
+        </w:rPr>
+        <w:t xml:space="preserve"> </w:t>
+      </w:r>
+      <w:r>
+        <w:rPr>
+          <w:sz w:val="24"/>
+          <w:szCs w:val="24"/>
+        </w:rPr>
+        <w:t>underlying</w:t>
+      </w:r>
+      <w:r>
+        <w:rPr>
+          <w:sz w:val="24"/>
+          <w:szCs w:val="24"/>
+        </w:rPr>
+        <w:t xml:space="preserve"> </w:t>
+      </w:r>
+      <w:r>
+        <w:rPr>
+          <w:sz w:val="24"/>
+          <w:szCs w:val="24"/>
+        </w:rPr>
+        <w:t>surface</w:t>
+      </w:r>
+      <w:r>
+        <w:rPr>
+          <w:sz w:val="24"/>
+          <w:szCs w:val="24"/>
+        </w:rPr>
+        <w:t xml:space="preserve"> </w:t>
+      </w:r>
+      <w:r>
+        <w:rPr>
+          <w:sz w:val="24"/>
+          <w:szCs w:val="24"/>
+        </w:rPr>
+        <w:t>using</w:t>
+      </w:r>
+      <w:r>
+        <w:rPr>
+          <w:sz w:val="24"/>
+          <w:szCs w:val="24"/>
+        </w:rPr>
+        <w:t xml:space="preserve"> </w:t>
+      </w:r>
+      <w:r>
+        <w:rPr>
+          <w:sz w:val="24"/>
+          <w:szCs w:val="24"/>
+        </w:rPr>
+        <w:t>a</w:t>
+      </w:r>
+      <w:r>
+        <w:rPr>
+          <w:sz w:val="24"/>
+          <w:szCs w:val="24"/>
+        </w:rPr>
+        <w:t xml:space="preserve"> </w:t>
+      </w:r>
+      <w:r>
+        <w:rPr>
+          <w:sz w:val="24"/>
+          <w:szCs w:val="24"/>
+        </w:rPr>
+        <w:t>convolutional</w:t>
+      </w:r>
+      <w:r>
+        <w:rPr>
+          <w:sz w:val="24"/>
+          <w:szCs w:val="24"/>
+        </w:rPr>
+        <w:t xml:space="preserve"> </w:t>
+      </w:r>
+      <w:r>
+        <w:rPr>
+          <w:sz w:val="24"/>
+          <w:szCs w:val="24"/>
+        </w:rPr>
+        <w:t>neural</w:t>
+      </w:r>
+      <w:r>
+        <w:rPr>
+          <w:sz w:val="24"/>
+          <w:szCs w:val="24"/>
+        </w:rPr>
+        <w:t xml:space="preserve"> </w:t>
+      </w:r>
+      <w:r>
+        <w:rPr>
+          <w:sz w:val="24"/>
+          <w:szCs w:val="24"/>
+        </w:rPr>
+        <w:t>network</w:t>
+      </w:r>
+      <w:r>
+        <w:rPr>
+          <w:sz w:val="24"/>
+          <w:szCs w:val="24"/>
+        </w:rPr>
+        <w:t xml:space="preserve"> </w:t>
+      </w:r>
+      <w:r>
+        <w:rPr>
+          <w:sz w:val="24"/>
+          <w:szCs w:val="24"/>
+        </w:rPr>
+        <w:t>on</w:t>
+      </w:r>
+      <w:r>
+        <w:rPr>
+          <w:sz w:val="24"/>
+          <w:szCs w:val="24"/>
+        </w:rPr>
+        <w:t xml:space="preserve"> </w:t>
+      </w:r>
+      <w:r>
+        <w:rPr>
+          <w:sz w:val="24"/>
+          <w:szCs w:val="24"/>
+        </w:rPr>
+        <w:t>a</w:t>
+      </w:r>
+      <w:r>
+        <w:rPr>
+          <w:sz w:val="24"/>
+          <w:szCs w:val="24"/>
+        </w:rPr>
+        <w:t xml:space="preserve"> </w:t>
+      </w:r>
+      <w:r>
+        <w:rPr>
+          <w:sz w:val="24"/>
+          <w:szCs w:val="24"/>
+        </w:rPr>
+        <w:t>single</w:t>
+      </w:r>
+      <w:r>
+        <w:rPr>
+          <w:sz w:val="24"/>
+          <w:szCs w:val="24"/>
+        </w:rPr>
+        <w:t>-</w:t>
+      </w:r>
+      <w:r>
+        <w:rPr>
+          <w:sz w:val="24"/>
+          <w:szCs w:val="24"/>
+        </w:rPr>
+        <w:t>board</w:t>
+      </w:r>
+      <w:r>
+        <w:rPr>
+          <w:sz w:val="24"/>
+          <w:szCs w:val="24"/>
+        </w:rPr>
+        <w:t xml:space="preserve"> </w:t>
+      </w:r>
+      <w:r>
+        <w:rPr>
+          <w:sz w:val="24"/>
+          <w:szCs w:val="24"/>
+        </w:rPr>
+        <w:t>computer</w:t>
+      </w:r>
+      <w:r>
+        <w:rPr>
+          <w:sz w:val="24"/>
+          <w:szCs w:val="24"/>
+        </w:rPr>
+        <w:t xml:space="preserve"> // </w:t>
+      </w:r>
+      <w:r>
+        <w:rPr>
+          <w:sz w:val="24"/>
+          <w:szCs w:val="24"/>
+        </w:rPr>
+        <w:t>BIG</w:t>
+      </w:r>
+      <w:r>
+        <w:rPr>
+          <w:sz w:val="24"/>
+          <w:szCs w:val="24"/>
+        </w:rPr>
+        <w:t xml:space="preserve"> </w:t>
+      </w:r>
+      <w:r>
+        <w:rPr>
+          <w:sz w:val="24"/>
+          <w:szCs w:val="24"/>
+        </w:rPr>
+        <w:t>DATA</w:t>
+      </w:r>
+      <w:r>
+        <w:rPr>
+          <w:sz w:val="24"/>
+          <w:szCs w:val="24"/>
+        </w:rPr>
+        <w:t xml:space="preserve"> </w:t>
+      </w:r>
+      <w:r>
+        <w:rPr>
+          <w:sz w:val="24"/>
+          <w:szCs w:val="24"/>
+        </w:rPr>
+        <w:t>and</w:t>
+      </w:r>
+      <w:r>
+        <w:rPr>
+          <w:sz w:val="24"/>
+          <w:szCs w:val="24"/>
+        </w:rPr>
+        <w:t xml:space="preserve"> </w:t>
+      </w:r>
+      <w:r>
+        <w:rPr>
+          <w:sz w:val="24"/>
+          <w:szCs w:val="24"/>
+        </w:rPr>
+        <w:t>Advanced</w:t>
+      </w:r>
+      <w:r>
+        <w:rPr>
+          <w:sz w:val="24"/>
+          <w:szCs w:val="24"/>
+        </w:rPr>
+        <w:t xml:space="preserve"> </w:t>
+      </w:r>
+      <w:r>
+        <w:rPr>
+          <w:sz w:val="24"/>
+          <w:szCs w:val="24"/>
+        </w:rPr>
+        <w:t>Analytics</w:t>
+      </w:r>
+      <w:r>
+        <w:rPr>
+          <w:sz w:val="24"/>
+          <w:szCs w:val="24"/>
+        </w:rPr>
+        <w:t xml:space="preserve">: </w:t>
+      </w:r>
+      <w:proofErr w:type="spellStart"/>
+      <w:r>
+        <w:rPr>
+          <w:sz w:val="24"/>
+          <w:szCs w:val="24"/>
+          <w:lang w:val="ru-RU"/>
+        </w:rPr>
+        <w:t>сб</w:t>
+      </w:r>
+      <w:proofErr w:type="spellEnd"/>
+      <w:r>
+        <w:rPr>
+          <w:sz w:val="24"/>
+          <w:szCs w:val="24"/>
+        </w:rPr>
+        <w:t xml:space="preserve">. </w:t>
+      </w:r>
+      <w:r>
+        <w:rPr>
+          <w:sz w:val="24"/>
+          <w:szCs w:val="24"/>
+          <w:lang w:val="ru-RU"/>
+        </w:rPr>
+        <w:t>материалов</w:t>
+      </w:r>
+      <w:r>
+        <w:rPr>
+          <w:sz w:val="24"/>
+          <w:szCs w:val="24"/>
+        </w:rPr>
+        <w:t xml:space="preserve"> </w:t>
+      </w:r>
+      <w:r>
+        <w:rPr>
+          <w:sz w:val="24"/>
+          <w:szCs w:val="24"/>
+        </w:rPr>
+        <w:t>VI</w:t>
+      </w:r>
+      <w:r>
+        <w:rPr>
+          <w:sz w:val="24"/>
+          <w:szCs w:val="24"/>
+        </w:rPr>
+        <w:t xml:space="preserve"> </w:t>
+      </w:r>
+      <w:proofErr w:type="spellStart"/>
+      <w:r>
+        <w:rPr>
+          <w:sz w:val="24"/>
+          <w:szCs w:val="24"/>
+          <w:lang w:val="ru-RU"/>
+        </w:rPr>
+        <w:t>Междунар</w:t>
+      </w:r>
+      <w:proofErr w:type="spellEnd"/>
+      <w:r>
+        <w:rPr>
+          <w:sz w:val="24"/>
+          <w:szCs w:val="24"/>
+        </w:rPr>
+        <w:t xml:space="preserve">. </w:t>
+      </w:r>
+      <w:r>
+        <w:rPr>
+          <w:sz w:val="24"/>
+          <w:szCs w:val="24"/>
+          <w:lang w:val="ru-RU"/>
+        </w:rPr>
+        <w:t>науч</w:t>
+      </w:r>
+      <w:r>
+        <w:rPr>
+          <w:sz w:val="24"/>
+          <w:szCs w:val="24"/>
+        </w:rPr>
+        <w:t>.-</w:t>
+      </w:r>
+      <w:proofErr w:type="spellStart"/>
+      <w:r>
+        <w:rPr>
+          <w:sz w:val="24"/>
+          <w:szCs w:val="24"/>
+          <w:lang w:val="ru-RU"/>
+        </w:rPr>
+        <w:t>практ</w:t>
+      </w:r>
+      <w:proofErr w:type="spellEnd"/>
+      <w:r>
+        <w:rPr>
+          <w:sz w:val="24"/>
+          <w:szCs w:val="24"/>
+        </w:rPr>
+        <w:t xml:space="preserve">. </w:t>
+      </w:r>
+      <w:proofErr w:type="spellStart"/>
+      <w:r>
+        <w:rPr>
+          <w:sz w:val="24"/>
+          <w:szCs w:val="24"/>
+          <w:lang w:val="ru-RU"/>
+        </w:rPr>
+        <w:t>конф</w:t>
+      </w:r>
+      <w:proofErr w:type="spellEnd"/>
+      <w:r>
+        <w:rPr>
+          <w:sz w:val="24"/>
+          <w:szCs w:val="24"/>
+        </w:rPr>
+        <w:t xml:space="preserve">. </w:t>
+      </w:r>
+      <w:r>
+        <w:rPr>
+          <w:sz w:val="24"/>
+          <w:szCs w:val="24"/>
+          <w:lang w:val="ru-RU"/>
+        </w:rPr>
+        <w:t xml:space="preserve">(Республика Беларусь, Минск, 20-21 мая 2020 года): в 3 ч. Ч. </w:t>
+      </w:r>
+      <w:r>
+        <w:rPr>
+          <w:sz w:val="24"/>
+          <w:szCs w:val="24"/>
+          <w:lang w:val="ru-RU"/>
+        </w:rPr>
+        <w:t>1</w:t>
+      </w:r>
+      <w:r>
+        <w:rPr>
+          <w:sz w:val="24"/>
+          <w:szCs w:val="24"/>
+          <w:lang w:val="ru-RU"/>
+        </w:rPr>
+        <w:t xml:space="preserve"> / </w:t>
+      </w:r>
+      <w:proofErr w:type="spellStart"/>
+      <w:r>
+        <w:rPr>
+          <w:sz w:val="24"/>
+          <w:szCs w:val="24"/>
+          <w:lang w:val="ru-RU"/>
+        </w:rPr>
+        <w:t>редкол</w:t>
+      </w:r>
+      <w:proofErr w:type="spellEnd"/>
+      <w:proofErr w:type="gramStart"/>
+      <w:r>
+        <w:rPr>
+          <w:sz w:val="24"/>
+          <w:szCs w:val="24"/>
+          <w:lang w:val="ru-RU"/>
+        </w:rPr>
+        <w:t>.</w:t>
+      </w:r>
+      <w:r>
+        <w:rPr>
+          <w:sz w:val="24"/>
+          <w:szCs w:val="24"/>
+          <w:lang w:val="ru-RU"/>
+        </w:rPr>
+        <w:t xml:space="preserve"> </w:t>
+      </w:r>
+      <w:r>
+        <w:rPr>
+          <w:sz w:val="24"/>
+          <w:szCs w:val="24"/>
+          <w:lang w:val="ru-RU"/>
+        </w:rPr>
+        <w:t>:</w:t>
+      </w:r>
+      <w:proofErr w:type="gramEnd"/>
+      <w:r>
+        <w:rPr>
+          <w:sz w:val="24"/>
+          <w:szCs w:val="24"/>
+          <w:lang w:val="ru-RU"/>
+        </w:rPr>
+        <w:t xml:space="preserve"> В.А. </w:t>
+      </w:r>
+      <w:proofErr w:type="spellStart"/>
+      <w:r>
+        <w:rPr>
+          <w:sz w:val="24"/>
+          <w:szCs w:val="24"/>
+          <w:lang w:val="ru-RU"/>
+        </w:rPr>
+        <w:t>Богуш</w:t>
+      </w:r>
+      <w:proofErr w:type="spellEnd"/>
+      <w:r>
+        <w:rPr>
+          <w:sz w:val="24"/>
+          <w:szCs w:val="24"/>
+          <w:lang w:val="ru-RU"/>
+        </w:rPr>
+        <w:t xml:space="preserve"> [и др.]. – </w:t>
+      </w:r>
+      <w:proofErr w:type="gramStart"/>
+      <w:r>
+        <w:rPr>
+          <w:sz w:val="24"/>
+          <w:szCs w:val="24"/>
+          <w:lang w:val="ru-RU"/>
+        </w:rPr>
+        <w:t>Минск :</w:t>
+      </w:r>
+      <w:proofErr w:type="gramEnd"/>
+      <w:r>
+        <w:rPr>
+          <w:sz w:val="24"/>
+          <w:szCs w:val="24"/>
+          <w:lang w:val="ru-RU"/>
+        </w:rPr>
+        <w:t xml:space="preserve"> </w:t>
+      </w:r>
+      <w:proofErr w:type="spellStart"/>
+      <w:r>
+        <w:rPr>
+          <w:sz w:val="24"/>
+          <w:szCs w:val="24"/>
+          <w:lang w:val="ru-RU"/>
+        </w:rPr>
+        <w:t>Бестпринт</w:t>
+      </w:r>
+      <w:proofErr w:type="spellEnd"/>
+      <w:r>
+        <w:rPr>
+          <w:sz w:val="24"/>
+          <w:szCs w:val="24"/>
+          <w:lang w:val="ru-RU"/>
+        </w:rPr>
+        <w:t>, 2020. –</w:t>
+      </w:r>
+      <w:r>
+        <w:rPr>
+          <w:sz w:val="24"/>
+          <w:szCs w:val="24"/>
+          <w:lang w:val="ru-RU"/>
+        </w:rPr>
+        <w:t xml:space="preserve"> С. 71–77</w:t>
+      </w:r>
+      <w:r>
+        <w:rPr>
+          <w:sz w:val="24"/>
+          <w:szCs w:val="24"/>
+          <w:lang w:val="ru-RU"/>
+        </w:rPr>
+        <w:t>.</w:t>
+      </w:r>
+    </w:p>
+    <w:p>
+      <w:pPr>
+        <w:ind w:firstLine="0"/>
+        <w:rPr>
+          <w:sz w:val="24"/>
+          <w:szCs w:val="24"/>
+          <w:lang w:val="ru-RU"/>
+        </w:rPr>
+      </w:pPr>
+    </w:p>
+    <w:p>
+      <w:pPr>
+        <w:ind w:firstLine="0"/>
+        <w:rPr>
+          <w:sz w:val="24"/>
+          <w:szCs w:val="24"/>
+          <w:lang w:val="ru-RU"/>
+        </w:rPr>
+      </w:pPr>
+      <w:r>
+        <w:rPr>
+          <w:sz w:val="24"/>
+          <w:szCs w:val="24"/>
+          <w:lang w:val="ru-RU"/>
+        </w:rPr>
+        <w:t>--- 6 ---</w:t>
+      </w:r>
+    </w:p>
+    <w:p>
+      <w:pPr>
+        <w:ind w:firstLine="0"/>
+        <w:rPr>
+          <w:sz w:val="24"/>
+          <w:szCs w:val="24"/>
+          <w:lang w:val="ru-RU"/>
+        </w:rPr>
+      </w:pPr>
+      <w:r>
+        <w:rPr>
+          <w:sz w:val="24"/>
+          <w:szCs w:val="24"/>
+          <w:lang w:val="ru-RU"/>
+        </w:rPr>
+        <w:t>Статья</w:t>
+      </w:r>
+      <w:r>
+        <w:rPr>
+          <w:sz w:val="24"/>
+          <w:szCs w:val="24"/>
+          <w:lang w:val="ru-RU"/>
+        </w:rPr>
+        <w:t xml:space="preserve"> </w:t>
+      </w:r>
+      <w:r>
+        <w:rPr>
+          <w:sz w:val="24"/>
+          <w:szCs w:val="24"/>
+          <w:lang w:val="ru-RU"/>
+        </w:rPr>
+        <w:t>в</w:t>
+      </w:r>
+      <w:r>
+        <w:rPr>
+          <w:sz w:val="24"/>
+          <w:szCs w:val="24"/>
+          <w:lang w:val="ru-RU"/>
+        </w:rPr>
+        <w:t xml:space="preserve"> </w:t>
+      </w:r>
+      <w:r>
+        <w:rPr>
+          <w:sz w:val="24"/>
+          <w:szCs w:val="24"/>
+          <w:lang w:val="ru-RU"/>
+        </w:rPr>
+        <w:t>информационно-аналитическом журнале «Радиоэлектронные технологии», № 1 / 2019</w:t>
+      </w:r>
+      <w:r>
+        <w:rPr>
+          <w:sz w:val="24"/>
+          <w:szCs w:val="24"/>
+          <w:lang w:val="ru-RU"/>
+        </w:rPr>
+        <w:t xml:space="preserve">, </w:t>
+      </w:r>
+      <w:r>
+        <w:rPr>
+          <w:sz w:val="24"/>
+          <w:szCs w:val="24"/>
+          <w:lang w:val="ru-RU"/>
+        </w:rPr>
+        <w:t xml:space="preserve">адрес журнала – </w:t>
+      </w:r>
+      <w:hyperlink r:id="rId7" w:history="1">
+        <w:r>
+          <w:rPr>
+            <w:rStyle w:val="Hyperlink"/>
+            <w:sz w:val="24"/>
+            <w:szCs w:val="24"/>
+            <w:lang w:val="ru-RU"/>
+          </w:rPr>
+          <w:t>http://hi-tech.media</w:t>
+        </w:r>
+      </w:hyperlink>
+      <w:r>
+        <w:rPr>
+          <w:sz w:val="24"/>
+          <w:szCs w:val="24"/>
+          <w:lang w:val="ru-RU"/>
+        </w:rPr>
+        <w:t xml:space="preserve">, скачать </w:t>
+      </w:r>
+      <w:r>
+        <w:rPr>
+          <w:sz w:val="24"/>
+          <w:szCs w:val="24"/>
+        </w:rPr>
+        <w:t>PDF</w:t>
+      </w:r>
+      <w:r>
+        <w:rPr>
+          <w:sz w:val="24"/>
+          <w:szCs w:val="24"/>
+          <w:lang w:val="ru-RU"/>
+        </w:rPr>
+        <w:t xml:space="preserve"> – </w:t>
+      </w:r>
+      <w:hyperlink r:id="rId8" w:history="1">
+        <w:r>
+          <w:rPr>
+            <w:rStyle w:val="Hyperlink"/>
+            <w:sz w:val="24"/>
+            <w:szCs w:val="24"/>
+            <w:lang w:val="ru-RU"/>
+          </w:rPr>
+          <w:t>http://www.promweekly.ru/archive/kret/KRET_1-2019.pdf</w:t>
+        </w:r>
+      </w:hyperlink>
+    </w:p>
+    <w:p>
+      <w:pPr>
+        <w:ind w:firstLine="0"/>
+        <w:rPr>
+          <w:sz w:val="24"/>
+          <w:szCs w:val="24"/>
+          <w:lang w:val="ru-RU"/>
+        </w:rPr>
+      </w:pPr>
+    </w:p>
+    <w:p>
+      <w:pPr>
+        <w:ind w:firstLine="0"/>
+        <w:rPr>
+          <w:sz w:val="24"/>
+          <w:szCs w:val="24"/>
+          <w:lang w:val="ru-RU"/>
+        </w:rPr>
+      </w:pPr>
+      <w:r>
+        <w:rPr>
+          <w:sz w:val="24"/>
+          <w:szCs w:val="24"/>
+          <w:lang w:val="ru-RU"/>
+        </w:rPr>
+        <w:t>Интеллектуальная технология</w:t>
+      </w:r>
+      <w:r>
+        <w:rPr>
+          <w:sz w:val="24"/>
+          <w:szCs w:val="24"/>
+          <w:lang w:val="ru-RU"/>
+        </w:rPr>
+        <w:t xml:space="preserve"> </w:t>
+      </w:r>
+      <w:r>
+        <w:rPr>
+          <w:sz w:val="24"/>
+          <w:szCs w:val="24"/>
+          <w:lang w:val="ru-RU"/>
+        </w:rPr>
+        <w:t>распознавания подстилающей</w:t>
+      </w:r>
+      <w:r>
+        <w:rPr>
+          <w:sz w:val="24"/>
+          <w:szCs w:val="24"/>
+          <w:lang w:val="ru-RU"/>
+        </w:rPr>
+        <w:t xml:space="preserve"> </w:t>
+      </w:r>
+      <w:r>
+        <w:rPr>
+          <w:sz w:val="24"/>
+          <w:szCs w:val="24"/>
+          <w:lang w:val="ru-RU"/>
+        </w:rPr>
+        <w:t>поверхности Земли</w:t>
+      </w:r>
+      <w:r>
+        <w:rPr>
+          <w:sz w:val="24"/>
+          <w:szCs w:val="24"/>
+          <w:lang w:val="ru-RU"/>
+        </w:rPr>
+        <w:t xml:space="preserve"> / </w:t>
+      </w:r>
+      <w:r>
+        <w:rPr>
+          <w:sz w:val="24"/>
+          <w:szCs w:val="24"/>
+          <w:lang w:val="ru-RU"/>
+        </w:rPr>
+        <w:t>С</w:t>
+      </w:r>
+      <w:r>
+        <w:rPr>
+          <w:sz w:val="24"/>
+          <w:szCs w:val="24"/>
+          <w:lang w:val="ru-RU"/>
+        </w:rPr>
+        <w:t>.В. </w:t>
+      </w:r>
+      <w:r>
+        <w:rPr>
+          <w:sz w:val="24"/>
+          <w:szCs w:val="24"/>
+          <w:lang w:val="ru-RU"/>
+        </w:rPr>
+        <w:t>Кругликов</w:t>
+      </w:r>
+      <w:r>
+        <w:rPr>
+          <w:sz w:val="24"/>
+          <w:szCs w:val="24"/>
+          <w:lang w:val="ru-RU"/>
+        </w:rPr>
+        <w:t xml:space="preserve">, </w:t>
+      </w:r>
+      <w:r>
+        <w:rPr>
+          <w:sz w:val="24"/>
+          <w:szCs w:val="24"/>
+          <w:lang w:val="ru-RU"/>
+        </w:rPr>
+        <w:t>В</w:t>
+      </w:r>
+      <w:r>
+        <w:rPr>
+          <w:sz w:val="24"/>
+          <w:szCs w:val="24"/>
+          <w:lang w:val="ru-RU"/>
+        </w:rPr>
+        <w:t>.А. </w:t>
+      </w:r>
+      <w:r>
+        <w:rPr>
+          <w:sz w:val="24"/>
+          <w:szCs w:val="24"/>
+          <w:lang w:val="ru-RU"/>
+        </w:rPr>
+        <w:t>Ковалев,</w:t>
+      </w:r>
+      <w:r>
+        <w:rPr>
+          <w:sz w:val="24"/>
+          <w:szCs w:val="24"/>
+          <w:lang w:val="ru-RU"/>
+        </w:rPr>
+        <w:t xml:space="preserve"> </w:t>
+      </w:r>
+      <w:r>
+        <w:rPr>
+          <w:sz w:val="24"/>
+          <w:szCs w:val="24"/>
+          <w:lang w:val="ru-RU"/>
+        </w:rPr>
+        <w:t>Д</w:t>
+      </w:r>
+      <w:r>
+        <w:rPr>
+          <w:sz w:val="24"/>
+          <w:szCs w:val="24"/>
+          <w:lang w:val="ru-RU"/>
+        </w:rPr>
+        <w:t>.А. </w:t>
+      </w:r>
+      <w:r>
+        <w:rPr>
+          <w:sz w:val="24"/>
+          <w:szCs w:val="24"/>
+          <w:lang w:val="ru-RU"/>
+        </w:rPr>
+        <w:t>Павленко, Э</w:t>
+      </w:r>
+      <w:r>
+        <w:rPr>
+          <w:sz w:val="24"/>
+          <w:szCs w:val="24"/>
+          <w:lang w:val="ru-RU"/>
+        </w:rPr>
+        <w:t>.</w:t>
+      </w:r>
+      <w:r>
+        <w:rPr>
+          <w:sz w:val="24"/>
+          <w:szCs w:val="24"/>
+          <w:lang w:val="ru-RU"/>
+        </w:rPr>
+        <w:t>В. </w:t>
+      </w:r>
+      <w:r>
+        <w:rPr>
+          <w:sz w:val="24"/>
+          <w:szCs w:val="24"/>
+          <w:lang w:val="ru-RU"/>
+        </w:rPr>
+        <w:t>Снежко,</w:t>
+      </w:r>
+      <w:r>
+        <w:rPr>
+          <w:sz w:val="24"/>
+          <w:szCs w:val="24"/>
+          <w:lang w:val="ru-RU"/>
+        </w:rPr>
+        <w:t xml:space="preserve"> </w:t>
+      </w:r>
+      <w:r>
+        <w:rPr>
+          <w:sz w:val="24"/>
+          <w:szCs w:val="24"/>
+          <w:lang w:val="ru-RU"/>
+        </w:rPr>
+        <w:t>В</w:t>
+      </w:r>
+      <w:r>
+        <w:rPr>
+          <w:sz w:val="24"/>
+          <w:szCs w:val="24"/>
+          <w:lang w:val="ru-RU"/>
+        </w:rPr>
+        <w:t>.А. </w:t>
+      </w:r>
+      <w:r>
+        <w:rPr>
+          <w:sz w:val="24"/>
+          <w:szCs w:val="24"/>
+          <w:lang w:val="ru-RU"/>
+        </w:rPr>
+        <w:t>Левчук</w:t>
+      </w:r>
+      <w:r>
+        <w:rPr>
+          <w:sz w:val="24"/>
+          <w:szCs w:val="24"/>
+          <w:lang w:val="ru-RU"/>
+        </w:rPr>
+        <w:t xml:space="preserve"> // </w:t>
+      </w:r>
+      <w:r>
+        <w:rPr>
+          <w:sz w:val="24"/>
+          <w:szCs w:val="24"/>
+          <w:lang w:val="ru-RU"/>
+        </w:rPr>
+        <w:t>Радиоэлектронные технологии. – 2019. – № 1. – С. 90–</w:t>
+      </w:r>
+      <w:r>
+        <w:rPr>
+          <w:sz w:val="24"/>
+          <w:szCs w:val="24"/>
+          <w:lang w:val="ru-RU"/>
+        </w:rPr>
+        <w:t>94.</w:t>
+      </w:r>
+    </w:p>
+    <w:p>
+      <w:pPr>
+        <w:ind w:firstLine="0"/>
+        <w:rPr>
+          <w:sz w:val="24"/>
+          <w:szCs w:val="24"/>
+          <w:lang w:val="ru-RU"/>
+        </w:rPr>
+      </w:pPr>
+    </w:p>
+    <w:p>
+      <w:pPr>
+        <w:ind w:firstLine="0"/>
+        <w:rPr>
+          <w:sz w:val="24"/>
+          <w:szCs w:val="24"/>
+          <w:lang w:val="ru-RU"/>
+        </w:rPr>
+      </w:pPr>
+      <w:r>
+        <w:rPr>
+          <w:sz w:val="24"/>
+          <w:szCs w:val="24"/>
+          <w:lang w:val="ru-RU"/>
+        </w:rPr>
+        <w:t xml:space="preserve">--- </w:t>
+      </w:r>
+      <w:r>
+        <w:rPr>
+          <w:sz w:val="24"/>
+          <w:szCs w:val="24"/>
+          <w:lang w:val="ru-RU"/>
+        </w:rPr>
+        <w:t>5</w:t>
+      </w:r>
+      <w:r>
+        <w:rPr>
+          <w:sz w:val="24"/>
+          <w:szCs w:val="24"/>
+          <w:lang w:val="ru-RU"/>
+        </w:rPr>
+        <w:t xml:space="preserve"> ---</w:t>
+      </w:r>
+    </w:p>
+    <w:p>
+      <w:pPr>
+        <w:ind w:firstLine="0"/>
+        <w:rPr>
+          <w:sz w:val="24"/>
+          <w:szCs w:val="24"/>
+          <w:lang w:val="ru-RU"/>
+        </w:rPr>
+      </w:pPr>
+      <w:r>
+        <w:rPr>
+          <w:sz w:val="24"/>
+          <w:szCs w:val="24"/>
+        </w:rPr>
+        <w:t>C</w:t>
+      </w:r>
+      <w:proofErr w:type="spellStart"/>
+      <w:r>
+        <w:rPr>
+          <w:sz w:val="24"/>
+          <w:szCs w:val="24"/>
+          <w:lang w:val="ru-RU"/>
+        </w:rPr>
+        <w:t>татья</w:t>
+      </w:r>
+      <w:proofErr w:type="spellEnd"/>
+      <w:r>
+        <w:rPr>
+          <w:sz w:val="24"/>
+          <w:szCs w:val="24"/>
+          <w:lang w:val="ru-RU"/>
+        </w:rPr>
+        <w:t xml:space="preserve"> </w:t>
+      </w:r>
+      <w:r>
+        <w:rPr>
+          <w:sz w:val="24"/>
+          <w:szCs w:val="24"/>
+          <w:lang w:val="ru-RU"/>
+        </w:rPr>
+        <w:t>в</w:t>
+      </w:r>
+      <w:r>
+        <w:rPr>
+          <w:sz w:val="24"/>
+          <w:szCs w:val="24"/>
+          <w:lang w:val="ru-RU"/>
+        </w:rPr>
+        <w:t xml:space="preserve"> </w:t>
+      </w:r>
+      <w:r>
+        <w:rPr>
+          <w:sz w:val="24"/>
+          <w:szCs w:val="24"/>
+          <w:lang w:val="ru-RU"/>
+        </w:rPr>
+        <w:t>журнале</w:t>
+      </w:r>
+      <w:r>
+        <w:rPr>
+          <w:sz w:val="24"/>
+          <w:szCs w:val="24"/>
+          <w:lang w:val="ru-RU"/>
+        </w:rPr>
+        <w:t xml:space="preserve"> «</w:t>
+      </w:r>
+      <w:r>
+        <w:rPr>
+          <w:sz w:val="24"/>
+          <w:szCs w:val="24"/>
+          <w:lang w:val="ru-RU"/>
+        </w:rPr>
+        <w:t>Информатика</w:t>
+      </w:r>
+      <w:r>
+        <w:rPr>
+          <w:sz w:val="24"/>
+          <w:szCs w:val="24"/>
+          <w:lang w:val="ru-RU"/>
+        </w:rPr>
+        <w:t xml:space="preserve">», </w:t>
+      </w:r>
+      <w:hyperlink r:id="rId9" w:history="1">
+        <w:r>
+          <w:rPr>
+            <w:rStyle w:val="Hyperlink"/>
+            <w:sz w:val="24"/>
+            <w:szCs w:val="24"/>
+          </w:rPr>
+          <w:t>https</w:t>
+        </w:r>
+        <w:r>
+          <w:rPr>
+            <w:rStyle w:val="Hyperlink"/>
+            <w:sz w:val="24"/>
+            <w:szCs w:val="24"/>
+            <w:lang w:val="ru-RU"/>
+          </w:rPr>
+          <w:t>://</w:t>
+        </w:r>
+        <w:r>
+          <w:rPr>
+            <w:rStyle w:val="Hyperlink"/>
+            <w:sz w:val="24"/>
+            <w:szCs w:val="24"/>
+          </w:rPr>
+          <w:t>inf</w:t>
+        </w:r>
+        <w:r>
+          <w:rPr>
+            <w:rStyle w:val="Hyperlink"/>
+            <w:sz w:val="24"/>
+            <w:szCs w:val="24"/>
+            <w:lang w:val="ru-RU"/>
+          </w:rPr>
+          <w:t>.</w:t>
+        </w:r>
+        <w:r>
+          <w:rPr>
+            <w:rStyle w:val="Hyperlink"/>
+            <w:sz w:val="24"/>
+            <w:szCs w:val="24"/>
+          </w:rPr>
+          <w:t>grid</w:t>
+        </w:r>
+        <w:r>
+          <w:rPr>
+            <w:rStyle w:val="Hyperlink"/>
+            <w:sz w:val="24"/>
+            <w:szCs w:val="24"/>
+            <w:lang w:val="ru-RU"/>
+          </w:rPr>
+          <w:t>.</w:t>
+        </w:r>
+        <w:r>
+          <w:rPr>
+            <w:rStyle w:val="Hyperlink"/>
+            <w:sz w:val="24"/>
+            <w:szCs w:val="24"/>
+          </w:rPr>
+          <w:t>by</w:t>
+        </w:r>
+        <w:r>
+          <w:rPr>
+            <w:rStyle w:val="Hyperlink"/>
+            <w:sz w:val="24"/>
+            <w:szCs w:val="24"/>
+            <w:lang w:val="ru-RU"/>
+          </w:rPr>
+          <w:t>/</w:t>
+        </w:r>
+        <w:r>
+          <w:rPr>
+            <w:rStyle w:val="Hyperlink"/>
+            <w:sz w:val="24"/>
+            <w:szCs w:val="24"/>
+          </w:rPr>
+          <w:t>jour</w:t>
+        </w:r>
+        <w:r>
+          <w:rPr>
+            <w:rStyle w:val="Hyperlink"/>
+            <w:sz w:val="24"/>
+            <w:szCs w:val="24"/>
+            <w:lang w:val="ru-RU"/>
+          </w:rPr>
+          <w:t>/</w:t>
+        </w:r>
+        <w:r>
+          <w:rPr>
+            <w:rStyle w:val="Hyperlink"/>
+            <w:sz w:val="24"/>
+            <w:szCs w:val="24"/>
+          </w:rPr>
+          <w:t>article</w:t>
+        </w:r>
+        <w:r>
+          <w:rPr>
+            <w:rStyle w:val="Hyperlink"/>
+            <w:sz w:val="24"/>
+            <w:szCs w:val="24"/>
+            <w:lang w:val="ru-RU"/>
+          </w:rPr>
+          <w:t>/</w:t>
+        </w:r>
+        <w:r>
+          <w:rPr>
+            <w:rStyle w:val="Hyperlink"/>
+            <w:sz w:val="24"/>
+            <w:szCs w:val="24"/>
+          </w:rPr>
+          <w:t>view</w:t>
+        </w:r>
+        <w:r>
+          <w:rPr>
+            <w:rStyle w:val="Hyperlink"/>
+            <w:sz w:val="24"/>
+            <w:szCs w:val="24"/>
+            <w:lang w:val="ru-RU"/>
+          </w:rPr>
+          <w:t>/</w:t>
+        </w:r>
+        <w:r>
+          <w:rPr>
+            <w:rStyle w:val="Hyperlink"/>
+            <w:sz w:val="24"/>
+            <w:szCs w:val="24"/>
+            <w:lang w:val="ru-RU"/>
+          </w:rPr>
+          <w:t>3</w:t>
+        </w:r>
+        <w:r>
+          <w:rPr>
+            <w:rStyle w:val="Hyperlink"/>
+            <w:sz w:val="24"/>
+            <w:szCs w:val="24"/>
+            <w:lang w:val="ru-RU"/>
+          </w:rPr>
+          <w:t>40/423</w:t>
+        </w:r>
+      </w:hyperlink>
+      <w:r>
+        <w:rPr>
+          <w:sz w:val="24"/>
+          <w:szCs w:val="24"/>
+          <w:lang w:val="ru-RU"/>
+        </w:rPr>
+        <w:t xml:space="preserve">, </w:t>
+      </w:r>
+      <w:r>
+        <w:rPr>
+          <w:sz w:val="24"/>
+          <w:szCs w:val="24"/>
+          <w:lang w:val="ru-RU"/>
+        </w:rPr>
+        <w:t>том</w:t>
+      </w:r>
+      <w:r>
+        <w:rPr>
+          <w:sz w:val="24"/>
+          <w:szCs w:val="24"/>
+          <w:lang w:val="ru-RU"/>
+        </w:rPr>
+        <w:t xml:space="preserve"> 15, № 3(59), </w:t>
+      </w:r>
+      <w:r>
+        <w:rPr>
+          <w:sz w:val="24"/>
+          <w:szCs w:val="24"/>
+        </w:rPr>
+        <w:t>ISSN</w:t>
+      </w:r>
+      <w:r>
+        <w:rPr>
+          <w:sz w:val="24"/>
+          <w:szCs w:val="24"/>
+          <w:lang w:val="ru-RU"/>
+        </w:rPr>
+        <w:t xml:space="preserve"> 1816-0301 (</w:t>
+      </w:r>
+      <w:r>
+        <w:rPr>
+          <w:sz w:val="24"/>
+          <w:szCs w:val="24"/>
+        </w:rPr>
+        <w:t>print</w:t>
+      </w:r>
+      <w:r>
+        <w:rPr>
+          <w:sz w:val="24"/>
+          <w:szCs w:val="24"/>
+          <w:lang w:val="ru-RU"/>
+        </w:rPr>
+        <w:t xml:space="preserve">), </w:t>
+      </w:r>
+      <w:r>
+        <w:rPr>
+          <w:sz w:val="24"/>
+          <w:szCs w:val="24"/>
+        </w:rPr>
+        <w:t>ISSN</w:t>
+      </w:r>
+      <w:r>
+        <w:rPr>
+          <w:sz w:val="24"/>
+          <w:szCs w:val="24"/>
+          <w:lang w:val="ru-RU"/>
+        </w:rPr>
+        <w:t xml:space="preserve"> 2617-6963 (</w:t>
+      </w:r>
+      <w:r>
+        <w:rPr>
+          <w:sz w:val="24"/>
+          <w:szCs w:val="24"/>
+        </w:rPr>
+        <w:t>online</w:t>
+      </w:r>
+      <w:r>
+        <w:rPr>
+          <w:sz w:val="24"/>
+          <w:szCs w:val="24"/>
+          <w:lang w:val="ru-RU"/>
+        </w:rPr>
+        <w:t xml:space="preserve">), </w:t>
+      </w:r>
+      <w:r>
+        <w:rPr>
+          <w:sz w:val="24"/>
+          <w:szCs w:val="24"/>
+          <w:lang w:val="ru-RU"/>
+        </w:rPr>
+        <w:t>для</w:t>
+      </w:r>
+      <w:r>
+        <w:rPr>
+          <w:sz w:val="24"/>
+          <w:szCs w:val="24"/>
+          <w:lang w:val="ru-RU"/>
+        </w:rPr>
+        <w:t xml:space="preserve"> </w:t>
+      </w:r>
+      <w:r>
+        <w:rPr>
+          <w:sz w:val="24"/>
+          <w:szCs w:val="24"/>
+          <w:lang w:val="ru-RU"/>
+        </w:rPr>
+        <w:t>цитирования</w:t>
+      </w:r>
+      <w:r>
+        <w:rPr>
+          <w:sz w:val="24"/>
+          <w:szCs w:val="24"/>
+          <w:lang w:val="ru-RU"/>
+        </w:rPr>
+        <w:t>:</w:t>
+      </w:r>
+    </w:p>
+    <w:p>
+      <w:pPr>
+        <w:ind w:firstLine="0"/>
+        <w:rPr>
+          <w:sz w:val="24"/>
+          <w:szCs w:val="24"/>
+          <w:lang w:val="ru-RU"/>
+        </w:rPr>
+      </w:pPr>
+    </w:p>
+    <w:p>
+      <w:pPr>
+        <w:ind w:firstLine="0"/>
+        <w:rPr>
+          <w:sz w:val="24"/>
+          <w:szCs w:val="24"/>
+        </w:rPr>
+      </w:pPr>
+      <w:r>
+        <w:rPr>
+          <w:sz w:val="24"/>
+          <w:szCs w:val="24"/>
+          <w:lang w:val="ru-RU"/>
+        </w:rPr>
+        <w:t>Сравнительный анализ вычислительных платформ для</w:t>
+      </w:r>
+      <w:r>
+        <w:rPr>
+          <w:sz w:val="24"/>
+          <w:szCs w:val="24"/>
+          <w:lang w:val="ru-RU"/>
+        </w:rPr>
+        <w:t xml:space="preserve"> бортового микромодуля предвари</w:t>
+      </w:r>
+      <w:r>
+        <w:rPr>
+          <w:sz w:val="24"/>
+          <w:szCs w:val="24"/>
+          <w:lang w:val="ru-RU"/>
+        </w:rPr>
+        <w:t xml:space="preserve">тельного распознавания изображений / В. А. Ковалев [и др.] // Информатика. – 2018. </w:t>
+      </w:r>
+      <w:r>
+        <w:rPr>
+          <w:sz w:val="24"/>
+          <w:szCs w:val="24"/>
+        </w:rPr>
+        <w:t xml:space="preserve">− </w:t>
+      </w:r>
+      <w:r>
+        <w:rPr>
+          <w:sz w:val="24"/>
+          <w:szCs w:val="24"/>
+          <w:lang w:val="ru-RU"/>
+        </w:rPr>
+        <w:t>Т</w:t>
+      </w:r>
+      <w:r>
+        <w:rPr>
+          <w:sz w:val="24"/>
+          <w:szCs w:val="24"/>
+        </w:rPr>
+        <w:t xml:space="preserve">. 15, № 3. – </w:t>
+      </w:r>
+      <w:r>
+        <w:rPr>
+          <w:sz w:val="24"/>
+          <w:szCs w:val="24"/>
+          <w:lang w:val="ru-RU"/>
+        </w:rPr>
+        <w:t>С</w:t>
+      </w:r>
+      <w:r>
+        <w:rPr>
+          <w:sz w:val="24"/>
+          <w:szCs w:val="24"/>
+        </w:rPr>
+        <w:t>. 7–21.</w:t>
+      </w:r>
+    </w:p>
+    <w:p>
+      <w:pPr>
+        <w:ind w:firstLine="0"/>
+        <w:rPr>
+          <w:sz w:val="24"/>
+          <w:szCs w:val="24"/>
+        </w:rPr>
+      </w:pPr>
+    </w:p>
+    <w:p>
+      <w:pPr>
+        <w:ind w:firstLine="0"/>
+        <w:rPr>
+          <w:sz w:val="24"/>
+          <w:szCs w:val="24"/>
+          <w:lang w:val="ru-RU"/>
+        </w:rPr>
+      </w:pPr>
+      <w:r>
+        <w:rPr>
+          <w:sz w:val="24"/>
+          <w:szCs w:val="24"/>
+        </w:rPr>
+        <w:t>Kovalev V. A., Paulenka D. A., Snezhko E. V., Liauchuk V. A., Kalinovski A. A. Comparative</w:t>
+      </w:r>
+      <w:r>
+        <w:rPr>
+          <w:sz w:val="24"/>
+          <w:szCs w:val="24"/>
+        </w:rPr>
+        <w:t xml:space="preserve"> </w:t>
+      </w:r>
+      <w:r>
+        <w:rPr>
+          <w:sz w:val="24"/>
+          <w:szCs w:val="24"/>
+        </w:rPr>
+        <w:t>analysis of computing platforms for onboard micromodule of provisional image recognition. Informatics</w:t>
+      </w:r>
+      <w:r>
+        <w:rPr>
+          <w:sz w:val="24"/>
+          <w:szCs w:val="24"/>
+          <w:lang w:val="ru-RU"/>
+        </w:rPr>
+        <w:t xml:space="preserve">, 2018, </w:t>
+      </w:r>
+      <w:r>
+        <w:rPr>
+          <w:sz w:val="24"/>
+          <w:szCs w:val="24"/>
+        </w:rPr>
+        <w:t>vol</w:t>
+      </w:r>
+      <w:r>
+        <w:rPr>
+          <w:sz w:val="24"/>
+          <w:szCs w:val="24"/>
+          <w:lang w:val="ru-RU"/>
+        </w:rPr>
+        <w:t xml:space="preserve">. 15, </w:t>
+      </w:r>
+      <w:r>
+        <w:rPr>
+          <w:sz w:val="24"/>
+          <w:szCs w:val="24"/>
+        </w:rPr>
+        <w:t>no</w:t>
+      </w:r>
+      <w:r>
+        <w:rPr>
+          <w:sz w:val="24"/>
+          <w:szCs w:val="24"/>
+          <w:lang w:val="ru-RU"/>
+        </w:rPr>
+        <w:t xml:space="preserve">. 3, </w:t>
+      </w:r>
+      <w:r>
+        <w:rPr>
+          <w:sz w:val="24"/>
+          <w:szCs w:val="24"/>
+        </w:rPr>
+        <w:t>pp</w:t>
+      </w:r>
+      <w:r>
+        <w:rPr>
+          <w:sz w:val="24"/>
+          <w:szCs w:val="24"/>
+          <w:lang w:val="ru-RU"/>
+        </w:rPr>
+        <w:t>. 7–21 (</w:t>
+      </w:r>
+      <w:r>
+        <w:rPr>
+          <w:sz w:val="24"/>
+          <w:szCs w:val="24"/>
+        </w:rPr>
+        <w:t>in</w:t>
+      </w:r>
+      <w:r>
+        <w:rPr>
+          <w:sz w:val="24"/>
+          <w:szCs w:val="24"/>
+          <w:lang w:val="ru-RU"/>
+        </w:rPr>
+        <w:t xml:space="preserve"> </w:t>
+      </w:r>
+      <w:r>
+        <w:rPr>
+          <w:sz w:val="24"/>
+          <w:szCs w:val="24"/>
+        </w:rPr>
+        <w:t>Russian</w:t>
+      </w:r>
+      <w:r>
+        <w:rPr>
+          <w:sz w:val="24"/>
+          <w:szCs w:val="24"/>
+          <w:lang w:val="ru-RU"/>
+        </w:rPr>
+        <w:t>).</w:t>
+      </w:r>
+    </w:p>
+    <w:p>
+      <w:pPr>
+        <w:ind w:firstLine="0"/>
+        <w:rPr>
+          <w:sz w:val="24"/>
+          <w:szCs w:val="24"/>
+          <w:lang w:val="ru-RU"/>
+        </w:rPr>
+      </w:pPr>
+    </w:p>
+    <w:p>
+      <w:pPr>
+        <w:ind w:firstLine="0"/>
+        <w:rPr>
+          <w:sz w:val="24"/>
+          <w:szCs w:val="24"/>
+          <w:lang w:val="ru-RU"/>
+        </w:rPr>
+      </w:pPr>
+      <w:r>
+        <w:rPr>
+          <w:sz w:val="24"/>
+          <w:szCs w:val="24"/>
+          <w:lang w:val="ru-RU"/>
+        </w:rPr>
+        <w:t xml:space="preserve">--- </w:t>
+      </w:r>
+      <w:r>
+        <w:rPr>
+          <w:sz w:val="24"/>
+          <w:szCs w:val="24"/>
+          <w:lang w:val="ru-RU"/>
+        </w:rPr>
+        <w:t>4</w:t>
+      </w:r>
+      <w:r>
+        <w:rPr>
+          <w:sz w:val="24"/>
+          <w:szCs w:val="24"/>
+          <w:lang w:val="ru-RU"/>
+        </w:rPr>
+        <w:t xml:space="preserve"> ---</w:t>
+      </w:r>
+    </w:p>
+    <w:p>
+      <w:pPr>
+        <w:ind w:firstLine="0"/>
+        <w:rPr>
+          <w:sz w:val="24"/>
+          <w:szCs w:val="24"/>
+        </w:rPr>
+      </w:pPr>
+      <w:r>
+        <w:rPr>
+          <w:sz w:val="24"/>
+          <w:szCs w:val="24"/>
+          <w:lang w:val="ru-RU"/>
+        </w:rPr>
+        <w:t>Опубликованны</w:t>
+      </w:r>
+      <w:r>
+        <w:rPr>
+          <w:sz w:val="24"/>
+          <w:szCs w:val="24"/>
+          <w:lang w:val="ru-RU"/>
+        </w:rPr>
+        <w:t>й</w:t>
+      </w:r>
+      <w:r>
+        <w:rPr>
+          <w:sz w:val="24"/>
+          <w:szCs w:val="24"/>
+          <w:lang w:val="ru-RU"/>
+        </w:rPr>
+        <w:t xml:space="preserve"> доклад</w:t>
+      </w:r>
+      <w:r>
+        <w:rPr>
+          <w:sz w:val="24"/>
+          <w:szCs w:val="24"/>
+          <w:lang w:val="ru-RU"/>
+        </w:rPr>
+        <w:t xml:space="preserve"> </w:t>
+      </w:r>
+      <w:r>
+        <w:rPr>
+          <w:sz w:val="24"/>
+          <w:szCs w:val="24"/>
+          <w:lang w:val="ru-RU"/>
+        </w:rPr>
+        <w:t>в</w:t>
+      </w:r>
+      <w:r>
+        <w:rPr>
+          <w:sz w:val="24"/>
+          <w:szCs w:val="24"/>
+          <w:lang w:val="ru-RU"/>
+        </w:rPr>
+        <w:t xml:space="preserve"> </w:t>
+      </w:r>
+      <w:r>
+        <w:rPr>
+          <w:sz w:val="24"/>
+          <w:szCs w:val="24"/>
+          <w:lang w:val="ru-RU"/>
+        </w:rPr>
+        <w:t>сборнике</w:t>
+      </w:r>
+      <w:r>
+        <w:rPr>
+          <w:sz w:val="24"/>
+          <w:szCs w:val="24"/>
+          <w:lang w:val="ru-RU"/>
+        </w:rPr>
+        <w:t xml:space="preserve"> </w:t>
+      </w:r>
+      <w:r>
+        <w:rPr>
+          <w:sz w:val="24"/>
+          <w:szCs w:val="24"/>
+          <w:lang w:val="ru-RU"/>
+        </w:rPr>
+        <w:t>материалов</w:t>
+      </w:r>
+      <w:r>
+        <w:rPr>
+          <w:sz w:val="24"/>
+          <w:szCs w:val="24"/>
+          <w:lang w:val="ru-RU"/>
+        </w:rPr>
+        <w:t xml:space="preserve"> </w:t>
+      </w:r>
+      <w:r>
+        <w:rPr>
+          <w:sz w:val="24"/>
+          <w:szCs w:val="24"/>
+          <w:lang w:val="ru-RU"/>
+        </w:rPr>
+        <w:t>четвертой</w:t>
+      </w:r>
+      <w:r>
+        <w:rPr>
+          <w:sz w:val="24"/>
+          <w:szCs w:val="24"/>
+          <w:lang w:val="ru-RU"/>
+        </w:rPr>
+        <w:t xml:space="preserve"> </w:t>
+      </w:r>
+      <w:r>
+        <w:rPr>
+          <w:sz w:val="24"/>
+          <w:szCs w:val="24"/>
+          <w:lang w:val="ru-RU"/>
+        </w:rPr>
+        <w:t>Международной</w:t>
+      </w:r>
+      <w:r>
+        <w:rPr>
+          <w:sz w:val="24"/>
+          <w:szCs w:val="24"/>
+          <w:lang w:val="ru-RU"/>
+        </w:rPr>
+        <w:t xml:space="preserve"> </w:t>
+      </w:r>
+      <w:r>
+        <w:rPr>
+          <w:sz w:val="24"/>
+          <w:szCs w:val="24"/>
+          <w:lang w:val="ru-RU"/>
+        </w:rPr>
+        <w:t>научно</w:t>
+      </w:r>
+      <w:r>
+        <w:rPr>
+          <w:sz w:val="24"/>
+          <w:szCs w:val="24"/>
+          <w:lang w:val="ru-RU"/>
+        </w:rPr>
+        <w:t>-</w:t>
+      </w:r>
+      <w:r>
+        <w:rPr>
+          <w:sz w:val="24"/>
+          <w:szCs w:val="24"/>
+          <w:lang w:val="ru-RU"/>
+        </w:rPr>
+        <w:t>практической</w:t>
+      </w:r>
+      <w:r>
+        <w:rPr>
+          <w:sz w:val="24"/>
+          <w:szCs w:val="24"/>
+          <w:lang w:val="ru-RU"/>
+        </w:rPr>
+        <w:t xml:space="preserve"> </w:t>
+      </w:r>
+      <w:r>
+        <w:rPr>
+          <w:sz w:val="24"/>
+          <w:szCs w:val="24"/>
+          <w:lang w:val="ru-RU"/>
+        </w:rPr>
+        <w:t>конференции</w:t>
+      </w:r>
+      <w:r>
+        <w:rPr>
+          <w:sz w:val="24"/>
+          <w:szCs w:val="24"/>
+          <w:lang w:val="ru-RU"/>
+        </w:rPr>
+        <w:t xml:space="preserve"> «</w:t>
+      </w:r>
+      <w:r>
+        <w:rPr>
+          <w:sz w:val="24"/>
+          <w:szCs w:val="24"/>
+        </w:rPr>
+        <w:t>BIG</w:t>
+      </w:r>
+      <w:r>
+        <w:rPr>
+          <w:sz w:val="24"/>
+          <w:szCs w:val="24"/>
+          <w:lang w:val="ru-RU"/>
+        </w:rPr>
+        <w:t xml:space="preserve"> </w:t>
+      </w:r>
+      <w:r>
+        <w:rPr>
+          <w:sz w:val="24"/>
+          <w:szCs w:val="24"/>
+        </w:rPr>
+        <w:t>DATA</w:t>
+      </w:r>
+      <w:r>
+        <w:rPr>
+          <w:sz w:val="24"/>
+          <w:szCs w:val="24"/>
+          <w:lang w:val="ru-RU"/>
+        </w:rPr>
+        <w:t xml:space="preserve"> </w:t>
+      </w:r>
+      <w:r>
+        <w:rPr>
+          <w:sz w:val="24"/>
+          <w:szCs w:val="24"/>
+        </w:rPr>
+        <w:t>and</w:t>
+      </w:r>
+      <w:r>
+        <w:rPr>
+          <w:sz w:val="24"/>
+          <w:szCs w:val="24"/>
+          <w:lang w:val="ru-RU"/>
+        </w:rPr>
+        <w:t xml:space="preserve"> </w:t>
+      </w:r>
+      <w:r>
+        <w:rPr>
+          <w:sz w:val="24"/>
+          <w:szCs w:val="24"/>
+        </w:rPr>
+        <w:t>Advanced</w:t>
+      </w:r>
+      <w:r>
+        <w:rPr>
+          <w:sz w:val="24"/>
+          <w:szCs w:val="24"/>
+          <w:lang w:val="ru-RU"/>
+        </w:rPr>
+        <w:t xml:space="preserve"> </w:t>
+      </w:r>
+      <w:r>
+        <w:rPr>
+          <w:sz w:val="24"/>
+          <w:szCs w:val="24"/>
+        </w:rPr>
+        <w:t>Analytics</w:t>
+      </w:r>
+      <w:r>
+        <w:rPr>
+          <w:sz w:val="24"/>
+          <w:szCs w:val="24"/>
+          <w:lang w:val="ru-RU"/>
+        </w:rPr>
+        <w:t xml:space="preserve"> (</w:t>
+      </w:r>
+      <w:hyperlink r:id="rId10" w:history="1">
+        <w:r>
+          <w:rPr>
+            <w:rStyle w:val="Hyperlink"/>
+            <w:sz w:val="24"/>
+            <w:szCs w:val="24"/>
+          </w:rPr>
+          <w:t>http</w:t>
+        </w:r>
+        <w:r>
+          <w:rPr>
+            <w:rStyle w:val="Hyperlink"/>
+            <w:sz w:val="24"/>
+            <w:szCs w:val="24"/>
+            <w:lang w:val="ru-RU"/>
+          </w:rPr>
+          <w:t>://</w:t>
+        </w:r>
+        <w:proofErr w:type="spellStart"/>
+        <w:r>
+          <w:rPr>
+            <w:rStyle w:val="Hyperlink"/>
+            <w:sz w:val="24"/>
+            <w:szCs w:val="24"/>
+          </w:rPr>
+          <w:t>bigdataminsk</w:t>
+        </w:r>
+        <w:proofErr w:type="spellEnd"/>
+        <w:r>
+          <w:rPr>
+            <w:rStyle w:val="Hyperlink"/>
+            <w:sz w:val="24"/>
+            <w:szCs w:val="24"/>
+            <w:lang w:val="ru-RU"/>
+          </w:rPr>
+          <w:t>.</w:t>
+        </w:r>
+        <w:r>
+          <w:rPr>
+            <w:rStyle w:val="Hyperlink"/>
+            <w:sz w:val="24"/>
+            <w:szCs w:val="24"/>
+          </w:rPr>
+          <w:t>by</w:t>
+        </w:r>
+      </w:hyperlink>
+      <w:r>
+        <w:rPr>
+          <w:sz w:val="24"/>
+          <w:szCs w:val="24"/>
+          <w:lang w:val="ru-RU"/>
+        </w:rPr>
         <w:t>)</w:t>
       </w:r>
       <w:r>
@@ -2148,7 +3826,7 @@
 </file>
 
 <file path=word/numbering.xml><?xml version="1.0" encoding="utf-8"?>
-<w:numbering xmlns:wpc="http://schemas.microsoft.com/office/word/2010/wordprocessingCanvas" xmlns:cx="http://schemas.microsoft.com/office/drawing/2014/chartex" xmlns:mc="http://schemas.openxmlformats.org/markup-compatibility/2006" xmlns:o="urn:schemas-microsoft-com:office:office" xmlns:r="http://schemas.openxmlformats.org/officeDocument/2006/relationships" xmlns:m="http://schemas.openxmlformats.org/officeDocument/2006/math" xmlns:v="urn:schemas-microsoft-com:vml" xmlns:wp14="http://schemas.microsoft.com/office/word/2010/wordprocessingDrawing" xmlns:wp="http://schemas.openxmlformats.org/drawingml/2006/wordprocessingDrawing" xmlns:w10="urn:schemas-microsoft-com:office:word" xmlns:w="http://schemas.openxmlformats.org/wordprocessingml/2006/main" xmlns:w14="http://schemas.microsoft.com/office/word/2010/wordml" xmlns:w15="http://schemas.microsoft.com/office/word/2012/wordml" xmlns:w16se="http://schemas.microsoft.com/office/word/2015/wordml/symex" xmlns:wpg="http://schemas.microsoft.com/office/word/2010/wordprocessingGroup" xmlns:wpi="http://schemas.microsoft.com/office/word/2010/wordprocessingInk" xmlns:wne="http://schemas.microsoft.com/office/word/2006/wordml" xmlns:wps="http://schemas.microsoft.com/office/word/2010/wordprocessingShape" mc:Ignorable="w14 w15 w16se wp14">
+<w:numbering xmlns:wpc="http://schemas.microsoft.com/office/word/2010/wordprocessingCanvas" xmlns:cx="http://schemas.microsoft.com/office/drawing/2014/chartex" xmlns:cx1="http://schemas.microsoft.com/office/drawing/2015/9/8/chartex" xmlns:cx2="http://schemas.microsoft.com/office/drawing/2015/10/21/chartex" xmlns:cx3="http://schemas.microsoft.com/office/drawing/2016/5/9/chartex" xmlns:cx4="http://schemas.microsoft.com/office/drawing/2016/5/10/chartex" xmlns:cx5="http://schemas.microsoft.com/office/drawing/2016/5/11/chartex" xmlns:cx6="http://schemas.microsoft.com/office/drawing/2016/5/12/chartex" xmlns:cx7="http://schemas.microsoft.com/office/drawing/2016/5/13/chartex" xmlns:cx8="http://schemas.microsoft.com/office/drawing/2016/5/14/chartex" xmlns:mc="http://schemas.openxmlformats.org/markup-compatibility/2006" xmlns:aink="http://schemas.microsoft.com/office/drawing/2016/ink" xmlns:am3d="http://schemas.microsoft.com/office/drawing/2017/model3d" xmlns:o="urn:schemas-microsoft-com:office:office" xmlns:r="http://schemas.openxmlformats.org/officeDocument/2006/relationships" xmlns:m="http://schemas.openxmlformats.org/officeDocument/2006/math" xmlns:v="urn:schemas-microsoft-com:vml" xmlns:wp14="http://schemas.microsoft.com/office/word/2010/wordprocessingDrawing" xmlns:wp="http://schemas.openxmlformats.org/drawingml/2006/wordprocessingDrawing" xmlns:w10="urn:schemas-microsoft-com:office:word" xmlns:w="http://schemas.openxmlformats.org/wordprocessingml/2006/main" xmlns:w14="http://schemas.microsoft.com/office/word/2010/wordml" xmlns:w15="http://schemas.microsoft.com/office/word/2012/wordml" xmlns:w16cid="http://schemas.microsoft.com/office/word/2016/wordml/cid" xmlns:w16se="http://schemas.microsoft.com/office/word/2015/wordml/symex" xmlns:wpg="http://schemas.microsoft.com/office/word/2010/wordprocessingGroup" xmlns:wpi="http://schemas.microsoft.com/office/word/2010/wordprocessingInk" xmlns:wne="http://schemas.microsoft.com/office/word/2006/wordml" xmlns:wps="http://schemas.microsoft.com/office/word/2010/wordprocessingShape" mc:Ignorable="w14 w15 w16se w16cid wp14">
   <w:abstractNum w:abstractNumId="0" w15:restartNumberingAfterBreak="0">
     <w:nsid w:val="5F0345F1"/>
     <w:multiLevelType w:val="hybridMultilevel"/>
@@ -2242,7 +3920,7 @@
 </file>
 
 <file path=word/styles.xml><?xml version="1.0" encoding="utf-8"?>
-<w:styles xmlns:mc="http://schemas.openxmlformats.org/markup-compatibility/2006" xmlns:r="http://schemas.openxmlformats.org/officeDocument/2006/relationships" xmlns:w="http://schemas.openxmlformats.org/wordprocessingml/2006/main" xmlns:w14="http://schemas.microsoft.com/office/word/2010/wordml" xmlns:w15="http://schemas.microsoft.com/office/word/2012/wordml" xmlns:w16se="http://schemas.microsoft.com/office/word/2015/wordml/symex" mc:Ignorable="w14 w15 w16se">
+<w:styles xmlns:mc="http://schemas.openxmlformats.org/markup-compatibility/2006" xmlns:r="http://schemas.openxmlformats.org/officeDocument/2006/relationships" xmlns:w="http://schemas.openxmlformats.org/wordprocessingml/2006/main" xmlns:w14="http://schemas.microsoft.com/office/word/2010/wordml" xmlns:w15="http://schemas.microsoft.com/office/word/2012/wordml" xmlns:w16cid="http://schemas.microsoft.com/office/word/2016/wordml/cid" xmlns:w16se="http://schemas.microsoft.com/office/word/2015/wordml/symex" mc:Ignorable="w14 w15 w16se w16cid">
   <w:docDefaults>
     <w:rPrDefault>
       <w:rPr>
@@ -2259,7 +3937,7 @@
       </w:pPr>
     </w:pPrDefault>
   </w:docDefaults>
-  <w:latentStyles w:defLockedState="0" w:defUIPriority="99" w:defSemiHidden="0" w:defUnhideWhenUsed="0" w:defQFormat="0" w:count="371">
+  <w:latentStyles w:defLockedState="0" w:defUIPriority="99" w:defSemiHidden="0" w:defUnhideWhenUsed="0" w:defQFormat="0" w:count="377">
     <w:lsdException w:name="Normal" w:uiPriority="0" w:qFormat="1"/>
     <w:lsdException w:name="heading 1" w:uiPriority="9" w:qFormat="1"/>
     <w:lsdException w:name="heading 2" w:semiHidden="1" w:uiPriority="9" w:unhideWhenUsed="1" w:qFormat="1"/>
@@ -2365,7 +4043,6 @@
     <w:lsdException w:name="HTML Sample" w:semiHidden="1" w:unhideWhenUsed="1"/>
     <w:lsdException w:name="HTML Typewriter" w:semiHidden="1" w:unhideWhenUsed="1"/>
     <w:lsdException w:name="HTML Variable" w:semiHidden="1" w:unhideWhenUsed="1"/>
-    <w:lsdException w:name="Normal Table" w:semiHidden="1" w:unhideWhenUsed="1"/>
     <w:lsdException w:name="annotation subject" w:semiHidden="1" w:unhideWhenUsed="1"/>
     <w:lsdException w:name="No List" w:semiHidden="1" w:unhideWhenUsed="1"/>
     <w:lsdException w:name="Outline List 1" w:semiHidden="1" w:unhideWhenUsed="1"/>
@@ -2412,10 +4089,8 @@
     <w:lsdException w:name="Table Subtle 2" w:semiHidden="1" w:unhideWhenUsed="1"/>
     <w:lsdException w:name="Table Web 1" w:semiHidden="1" w:unhideWhenUsed="1"/>
     <w:lsdException w:name="Table Web 2" w:semiHidden="1" w:unhideWhenUsed="1"/>
-    <w:lsdException w:name="Table Web 3" w:semiHidden="1" w:unhideWhenUsed="1"/>
     <w:lsdException w:name="Balloon Text" w:semiHidden="1" w:unhideWhenUsed="1"/>
     <w:lsdException w:name="Table Grid" w:uiPriority="39"/>
-    <w:lsdException w:name="Table Theme" w:semiHidden="1" w:unhideWhenUsed="1"/>
     <w:lsdException w:name="Placeholder Text" w:semiHidden="1"/>
     <w:lsdException w:name="No Spacing" w:uiPriority="1" w:qFormat="1"/>
     <w:lsdException w:name="Light Shading" w:uiPriority="60"/>
@@ -2631,6 +4306,12 @@
     <w:lsdException w:name="List Table 5 Dark Accent 6" w:uiPriority="50"/>
     <w:lsdException w:name="List Table 6 Colorful Accent 6" w:uiPriority="51"/>
     <w:lsdException w:name="List Table 7 Colorful Accent 6" w:uiPriority="52"/>
+    <w:lsdException w:name="Mention" w:semiHidden="1" w:unhideWhenUsed="1"/>
+    <w:lsdException w:name="Smart Hyperlink" w:semiHidden="1" w:unhideWhenUsed="1"/>
+    <w:lsdException w:name="Hashtag" w:semiHidden="1" w:unhideWhenUsed="1"/>
+    <w:lsdException w:name="Unresolved Mention" w:semiHidden="1" w:unhideWhenUsed="1"/>
+    <w:lsdException w:name="Smart Link" w:semiHidden="1" w:unhideWhenUsed="1"/>
+    <w:lsdException w:name="Smart Link Error" w:semiHidden="1" w:unhideWhenUsed="1"/>
   </w:latentStyles>
   <w:style w:type="paragraph" w:default="1" w:styleId="Normal">
     <w:name w:val="Normal"/>
@@ -2720,6 +4401,30 @@
     <w:rPr>
       <w:color w:val="0563C1" w:themeColor="hyperlink"/>
       <w:u w:val="single"/>
+    </w:rPr>
+  </w:style>
+  <w:style w:type="character" w:styleId="FollowedHyperlink">
+    <w:name w:val="FollowedHyperlink"/>
+    <w:basedOn w:val="DefaultParagraphFont"/>
+    <w:uiPriority w:val="99"/>
+    <w:semiHidden/>
+    <w:unhideWhenUsed/>
+    <w:rsid w:val="00BB07C2"/>
+    <w:rPr>
+      <w:color w:val="954F72" w:themeColor="followedHyperlink"/>
+      <w:u w:val="single"/>
+    </w:rPr>
+  </w:style>
+  <w:style w:type="character" w:styleId="UnresolvedMention">
+    <w:name w:val="Unresolved Mention"/>
+    <w:basedOn w:val="DefaultParagraphFont"/>
+    <w:uiPriority w:val="99"/>
+    <w:semiHidden/>
+    <w:unhideWhenUsed/>
+    <w:rsid w:val="00BB07C2"/>
+    <w:rPr>
+      <w:color w:val="605E5C"/>
+      <w:shd w:val="clear" w:color="auto" w:fill="E1DFDD"/>
     </w:rPr>
   </w:style>
 </w:styles>
